--- a/flow/20230914_vu_template/drafts/2025-01-g/18-СБ-Атанасія і Кирила.docx
+++ b/flow/20230914_vu_template/drafts/2025-01-g/18-СБ-Атанасія і Кирила.docx
@@ -853,7 +853,16 @@
           <w:color w:val="FF0000"/>
           <w:sz w:val="24"/>
         </w:rPr>
-        <w:t xml:space="preserve">Під час 103-го псалма Священник мовить перед св. дверми вечірні молитви. </w:t>
+        <w:t>Під час 103-го псалма священник мовить перед св. дверми вечірні молитви</w:t>
+      </w:r>
+      <w:r>
+        <w:rPr>
+          <w:rFonts w:ascii="Times New Roman" w:hAnsi="Times New Roman"/>
+          <w:i/>
+          <w:color w:val="FF0000"/>
+          <w:sz w:val="24"/>
+        </w:rPr>
+        <w:t>:</w:t>
       </w:r>
     </w:p>
     <w:p>
@@ -1606,15 +1615,7 @@
           <w:sz w:val="24"/>
           <w:u w:val="single"/>
         </w:rPr>
-        <w:t xml:space="preserve">[Господи щедрий і милосердний, довготерпеливий і многомилостивий! Вислухай молитви наші і зверни увагу на голос моління нашого і яви нам знак милости Твоєї, наведи нас на дорогу Твою, щоб ходили ми в Твоїй правді. Звесели серця наші, щоб ми боялись імення Твого святого, бо Ти великий і твориш чуда; Ти Бог єдиний і немає подібного Тобі між богами, </w:t>
-      </w:r>
-      <w:r>
-        <w:rPr>
-          <w:rFonts w:ascii="Times New Roman" w:hAnsi="Times New Roman"/>
-          <w:sz w:val="24"/>
-          <w:u w:val="single"/>
-        </w:rPr>
-        <w:t>Господи. Ти сильний у милості і добрий у силі, аби допомагати й утішати, і спасати всіх, хто на ім'я Твоє святе уповає.]</w:t>
+        <w:t>[Господи щедрий і милосердний, довготерпеливий і многомилостивий! Вислухай молитви наші і зверни увагу на голос моління нашого і яви нам знак милости Твоєї, наведи нас на дорогу Твою, щоб ходили ми в Твоїй правді. Звесели серця наші, щоб ми боялись імення Твого святого, бо Ти великий і твориш чуда; Ти Бог єдиний і немає подібного Тобі між богами, Господи. Ти сильний у милості і добрий у силі, аби допомагати й утішати, і спасати всіх, хто на ім'я Твоє святе уповає.]</w:t>
       </w:r>
     </w:p>
     <w:p>
@@ -4454,7 +4455,7 @@
           <w:rFonts w:ascii="Times New Roman" w:hAnsi="Times New Roman"/>
           <w:sz w:val="24"/>
         </w:rPr>
-        <w:t>Ваша ісповідь на суді, Святі,* застрашила демонську силу і визволила людей з обману.* Тому, коли стинали вам голови, ви кликали:* Нехай буде жертва душ наших приємна тобі, Господи,* бо тебе полюбивши, ми не дбаємо* про життя дочасне, Чоловіколюбче!</w:t>
+        <w:t>Ваша ісповідь на суді, Святі,* застрашила демонську силу і визволила людей з обману.* Тому, коли стинали вам голови, ви кликали:* Нехай буде жертва душ наших приємна тобі, Господи,* бо тебе полюбивши, ми не дбаємо* про життя дочасне, Людинолюбче!</w:t>
       </w:r>
     </w:p>
     <w:p>
@@ -4763,7 +4764,7 @@
           <w:color w:val="000000"/>
           <w:sz w:val="24"/>
         </w:rPr>
-        <w:t>Тебе, що стала посередницею спасіння роду нашого,* оспівуємо, Богородице Діво;* бо тілом, яке від тебе прийняв Син твій і Бог наш,* зазнав на хресті страждань* і визволив нас із тління, як Чоловіколюбець.</w:t>
+        <w:t>Тебе, що стала посередницею спасіння роду нашого,* оспівуємо, Богородице Діво;* бо тілом, яке від тебе прийняв Син твій і Бог наш,* зазнав на хресті страждань* і визволив нас із тління, як Людинолюбець.</w:t>
       </w:r>
     </w:p>
     <w:p>
@@ -5100,23 +5101,7 @@
           <w:sz w:val="24"/>
           <w:u w:val="single"/>
         </w:rPr>
-        <w:t>[</w:t>
-      </w:r>
-      <w:r>
-        <w:rPr>
-          <w:rFonts w:ascii="Times New Roman" w:hAnsi="Times New Roman"/>
-          <w:sz w:val="24"/>
-          <w:u w:val="single"/>
-        </w:rPr>
-        <w:t>Господи, Боже наш! Згадай нас грішних і недостойних слуг Твоїх, коли призиваємо святе ім'я Твоє, і не осороми нас, коли очікуємо милости Твоєї, але вислухай, Господи, усі наші спасенні прохання, і вчини нас достойними любити і боятися Тебе від усього серця нашого і творити в усьому волю Твою</w:t>
-      </w:r>
-      <w:r>
-        <w:rPr>
-          <w:rFonts w:ascii="Times New Roman" w:hAnsi="Times New Roman"/>
-          <w:sz w:val="24"/>
-          <w:u w:val="single"/>
-        </w:rPr>
-        <w:t>.]</w:t>
+        <w:t>[Господи, Боже наш! Згадай нас грішних і недостойних слуг Твоїх, коли призиваємо святе ім'я Твоє, і не осороми нас, коли очікуємо милости Твоєї, але вислухай, Господи, усі наші спасенні прохання, і вчини нас достойними любити і боятися Тебе від усього серця нашого і творити в усьому волю Твою.]</w:t>
       </w:r>
     </w:p>
     <w:p>
@@ -7205,7 +7190,7 @@
           <w:color w:val="FF0000"/>
           <w:sz w:val="24"/>
         </w:rPr>
-        <w:t>Під час рецитування псалмів, Священник читає потиху перед св. дверми оці молитви:</w:t>
+        <w:t>Під час рецитування псалмів, священник читає потиху перед св. дверми оці молитви:</w:t>
       </w:r>
     </w:p>
     <w:p>
@@ -7590,7 +7575,7 @@
           <w:color w:val="000000"/>
           <w:sz w:val="24"/>
         </w:rPr>
-        <w:t xml:space="preserve"> Боже, Боже наш! Ти сотворив розумні й духовні сили своєю волею. Тебе просимо й Тобі молимося: Прийми наші посильні величання з усіма Твоїми творіннями і збагати щедрими даруваннями Твоєї ласки. Бо перед Тобою згинається всяке коліно: на небі, на землі й під землею, і все, що живе, і все створіння оспівує неосяжну Твою славу, бо Ти Бог правдивий і вельми милостивий. Тебе бо хвалять усі небесні сили, і Тобі славу возсилаємо: Отцю, і Сину, і Святому Духові, нині і повсякчас, і на віки віків. Амінь.</w:t>
+        <w:t xml:space="preserve"> Боже, Боже наш! Ти сотворив розумні й духовні сили Своєю волею. Тебе просимо й Тобі молимося: Прийми наші посильні величання з усіма Твоїми творіннями і збагати щедрими даруваннями Твоєї ласки. Бо перед Тобою згинається всяке коліно: на небі, на землі й під землею, і все, що живе, і все створіння оспівує неосяжну Твою славу, бо Ти Бог правдивий і вельми милостивий. Тебе бо хвалять усі небесні сили, і Тобі славу возсилаємо: Отцю, і Сину, і Святому Духові, нині і повсякчас, і на віки віків. Амінь.</w:t>
       </w:r>
     </w:p>
     <w:p>
@@ -9705,7 +9690,7 @@
           <w:color w:val="000000"/>
           <w:sz w:val="24"/>
         </w:rPr>
-        <w:t xml:space="preserve"> в неї втілився; опояши мене з висоти силою, щоб взивав до Тебе, Святий: одухотворений храме невимовної слави Твоєї, Чоловіколюбче.</w:t>
+        <w:t xml:space="preserve"> в неї втілився; опояши мене з висоти силою, щоб взивав до Тебе, Святий: одухотворений храме невимовної слави Твоєї, Людинолюбче.</w:t>
       </w:r>
     </w:p>
     <w:p>
@@ -9797,7 +9782,7 @@
           <w:color w:val="000000"/>
           <w:sz w:val="24"/>
         </w:rPr>
-        <w:t xml:space="preserve"> від світу цього з вірою, упокой їх душі в оселях святих Твоїх, в райській насолоді, Чоловіколюбче.</w:t>
+        <w:t xml:space="preserve"> від світу цього з вірою, упокой їх душі в оселях святих Твоїх, в райській насолоді, Людинолюбче.</w:t>
       </w:r>
     </w:p>
     <w:p>
@@ -9836,7 +9821,7 @@
           <w:color w:val="000000"/>
           <w:sz w:val="24"/>
         </w:rPr>
-        <w:t xml:space="preserve"> і прощаючи їхні гріхи, Чоловіколюбче.</w:t>
+        <w:t xml:space="preserve"> і прощаючи їхні гріхи, Людинолюбче.</w:t>
       </w:r>
     </w:p>
     <w:p>
@@ -9898,22 +9883,822 @@
     </w:p>
     <w:p>
       <w:pPr>
-        <w:pStyle w:val="a"/>
-        <w:spacing w:after="120"/>
-      </w:pPr>
-      <w:r>
-        <w:rPr>
-          <w:rFonts w:ascii="Times New Roman" w:hAnsi="Times New Roman"/>
-          <w:color w:val="000000"/>
-          <w:sz w:val="24"/>
-        </w:rPr>
-        <w:t>Ще і ще в мирі Господеві помолімся.</w:t>
-      </w:r>
-    </w:p>
-    <w:p>
-      <w:pPr>
-        <w:pStyle w:val="a"/>
-        <w:spacing w:after="120"/>
+        <w:spacing w:after="120"/>
+      </w:pPr>
+      <w:r>
+        <w:rPr>
+          <w:rFonts w:ascii="Times New Roman" w:hAnsi="Times New Roman"/>
+          <w:color w:val="000000"/>
+          <w:sz w:val="24"/>
+        </w:rPr>
+        <w:t>Ще</w:t>
+      </w:r>
+      <w:r>
+        <w:rPr>
+          <w:rFonts w:ascii="Times New Roman" w:hAnsi="Times New Roman"/>
+          <w:color w:val="000000"/>
+          <w:sz w:val="24"/>
+        </w:rPr>
+        <w:t xml:space="preserve"> </w:t>
+      </w:r>
+      <w:r>
+        <w:rPr>
+          <w:rFonts w:ascii="Times New Roman" w:hAnsi="Times New Roman"/>
+          <w:color w:val="000000"/>
+          <w:sz w:val="24"/>
+        </w:rPr>
+        <w:t>і</w:t>
+      </w:r>
+      <w:r>
+        <w:rPr>
+          <w:rFonts w:ascii="Times New Roman" w:hAnsi="Times New Roman"/>
+          <w:color w:val="000000"/>
+          <w:sz w:val="24"/>
+        </w:rPr>
+        <w:t xml:space="preserve"> </w:t>
+      </w:r>
+      <w:r>
+        <w:rPr>
+          <w:rFonts w:ascii="Times New Roman" w:hAnsi="Times New Roman"/>
+          <w:color w:val="000000"/>
+          <w:sz w:val="24"/>
+        </w:rPr>
+        <w:t>ще</w:t>
+      </w:r>
+      <w:r>
+        <w:rPr>
+          <w:rFonts w:ascii="Times New Roman" w:hAnsi="Times New Roman"/>
+          <w:color w:val="000000"/>
+          <w:sz w:val="24"/>
+        </w:rPr>
+        <w:t xml:space="preserve"> </w:t>
+      </w:r>
+      <w:r>
+        <w:rPr>
+          <w:rFonts w:ascii="Times New Roman" w:hAnsi="Times New Roman"/>
+          <w:color w:val="000000"/>
+          <w:sz w:val="24"/>
+        </w:rPr>
+        <w:t>в</w:t>
+      </w:r>
+      <w:r>
+        <w:rPr>
+          <w:rFonts w:ascii="Times New Roman" w:hAnsi="Times New Roman"/>
+          <w:color w:val="000000"/>
+          <w:sz w:val="24"/>
+        </w:rPr>
+        <w:t xml:space="preserve"> </w:t>
+      </w:r>
+      <w:r>
+        <w:rPr>
+          <w:rFonts w:ascii="Times New Roman" w:hAnsi="Times New Roman"/>
+          <w:color w:val="000000"/>
+          <w:sz w:val="24"/>
+        </w:rPr>
+        <w:t>мирі</w:t>
+      </w:r>
+      <w:r>
+        <w:rPr>
+          <w:rFonts w:ascii="Times New Roman" w:hAnsi="Times New Roman"/>
+          <w:color w:val="000000"/>
+          <w:sz w:val="24"/>
+        </w:rPr>
+        <w:t xml:space="preserve"> </w:t>
+      </w:r>
+      <w:r>
+        <w:rPr>
+          <w:rFonts w:ascii="Times New Roman" w:hAnsi="Times New Roman"/>
+          <w:color w:val="000000"/>
+          <w:sz w:val="24"/>
+        </w:rPr>
+        <w:t>Господеві</w:t>
+      </w:r>
+      <w:r>
+        <w:rPr>
+          <w:rFonts w:ascii="Times New Roman" w:hAnsi="Times New Roman"/>
+          <w:color w:val="000000"/>
+          <w:sz w:val="24"/>
+        </w:rPr>
+        <w:t xml:space="preserve"> </w:t>
+      </w:r>
+      <w:r>
+        <w:rPr>
+          <w:rFonts w:ascii="Times New Roman" w:hAnsi="Times New Roman"/>
+          <w:color w:val="000000"/>
+          <w:sz w:val="24"/>
+        </w:rPr>
+        <w:t>помолімся.</w:t>
+      </w:r>
+    </w:p>
+    <w:p>
+      <w:pPr>
+        <w:spacing w:after="120"/>
+      </w:pPr>
+      <w:r>
+        <w:rPr>
+          <w:rFonts w:ascii="Times New Roman" w:hAnsi="Times New Roman"/>
+          <w:i/>
+          <w:color w:val="FF4400"/>
+          <w:sz w:val="24"/>
+        </w:rPr>
+        <w:t>Вірні:</w:t>
+      </w:r>
+      <w:r>
+        <w:rPr>
+          <w:rFonts w:ascii="Times New Roman" w:hAnsi="Times New Roman"/>
+          <w:color w:val="000000"/>
+          <w:sz w:val="24"/>
+        </w:rPr>
+        <w:t xml:space="preserve"> </w:t>
+      </w:r>
+      <w:r>
+        <w:rPr>
+          <w:rFonts w:ascii="Times New Roman" w:hAnsi="Times New Roman"/>
+          <w:color w:val="000000"/>
+          <w:sz w:val="24"/>
+        </w:rPr>
+        <w:t>Го́споди,</w:t>
+      </w:r>
+      <w:r>
+        <w:rPr>
+          <w:rFonts w:ascii="Times New Roman" w:hAnsi="Times New Roman"/>
+          <w:color w:val="000000"/>
+          <w:sz w:val="24"/>
+        </w:rPr>
+        <w:t xml:space="preserve"> </w:t>
+      </w:r>
+      <w:r>
+        <w:rPr>
+          <w:rFonts w:ascii="Times New Roman" w:hAnsi="Times New Roman"/>
+          <w:color w:val="000000"/>
+          <w:sz w:val="24"/>
+        </w:rPr>
+        <w:t>поми́луй.</w:t>
+      </w:r>
+    </w:p>
+    <w:p>
+      <w:pPr>
+        <w:spacing w:after="120"/>
+      </w:pPr>
+      <w:r>
+        <w:rPr>
+          <w:rFonts w:ascii="Times New Roman" w:hAnsi="Times New Roman"/>
+          <w:sz w:val="24"/>
+        </w:rPr>
+        <w:t>Заступи,</w:t>
+      </w:r>
+      <w:r>
+        <w:rPr>
+          <w:rFonts w:ascii="Times New Roman" w:hAnsi="Times New Roman"/>
+          <w:sz w:val="24"/>
+        </w:rPr>
+        <w:t xml:space="preserve"> </w:t>
+      </w:r>
+      <w:r>
+        <w:rPr>
+          <w:rFonts w:ascii="Times New Roman" w:hAnsi="Times New Roman"/>
+          <w:sz w:val="24"/>
+        </w:rPr>
+        <w:t>спаси,</w:t>
+      </w:r>
+      <w:r>
+        <w:rPr>
+          <w:rFonts w:ascii="Times New Roman" w:hAnsi="Times New Roman"/>
+          <w:sz w:val="24"/>
+        </w:rPr>
+        <w:t xml:space="preserve"> </w:t>
+      </w:r>
+      <w:r>
+        <w:rPr>
+          <w:rFonts w:ascii="Times New Roman" w:hAnsi="Times New Roman"/>
+          <w:sz w:val="24"/>
+        </w:rPr>
+        <w:t>помилуй</w:t>
+      </w:r>
+      <w:r>
+        <w:rPr>
+          <w:rFonts w:ascii="Times New Roman" w:hAnsi="Times New Roman"/>
+          <w:sz w:val="24"/>
+        </w:rPr>
+        <w:t xml:space="preserve"> </w:t>
+      </w:r>
+      <w:r>
+        <w:rPr>
+          <w:rFonts w:ascii="Times New Roman" w:hAnsi="Times New Roman"/>
+          <w:sz w:val="24"/>
+        </w:rPr>
+        <w:t>і</w:t>
+      </w:r>
+      <w:r>
+        <w:rPr>
+          <w:rFonts w:ascii="Times New Roman" w:hAnsi="Times New Roman"/>
+          <w:sz w:val="24"/>
+        </w:rPr>
+        <w:t xml:space="preserve"> </w:t>
+      </w:r>
+      <w:r>
+        <w:rPr>
+          <w:rFonts w:ascii="Times New Roman" w:hAnsi="Times New Roman"/>
+          <w:sz w:val="24"/>
+        </w:rPr>
+        <w:t>охорони</w:t>
+      </w:r>
+      <w:r>
+        <w:rPr>
+          <w:rFonts w:ascii="Times New Roman" w:hAnsi="Times New Roman"/>
+          <w:sz w:val="24"/>
+        </w:rPr>
+        <w:t xml:space="preserve"> </w:t>
+      </w:r>
+      <w:r>
+        <w:rPr>
+          <w:rFonts w:ascii="Times New Roman" w:hAnsi="Times New Roman"/>
+          <w:sz w:val="24"/>
+        </w:rPr>
+        <w:t>нас,</w:t>
+      </w:r>
+      <w:r>
+        <w:rPr>
+          <w:rFonts w:ascii="Times New Roman" w:hAnsi="Times New Roman"/>
+          <w:sz w:val="24"/>
+        </w:rPr>
+        <w:t xml:space="preserve"> </w:t>
+      </w:r>
+      <w:r>
+        <w:rPr>
+          <w:rFonts w:ascii="Times New Roman" w:hAnsi="Times New Roman"/>
+          <w:sz w:val="24"/>
+        </w:rPr>
+        <w:t>Боже,</w:t>
+      </w:r>
+      <w:r>
+        <w:rPr>
+          <w:rFonts w:ascii="Times New Roman" w:hAnsi="Times New Roman"/>
+          <w:sz w:val="24"/>
+        </w:rPr>
+        <w:t xml:space="preserve"> </w:t>
+      </w:r>
+      <w:r>
+        <w:rPr>
+          <w:rFonts w:ascii="Times New Roman" w:hAnsi="Times New Roman"/>
+          <w:sz w:val="24"/>
+        </w:rPr>
+        <w:t>Твоєю</w:t>
+      </w:r>
+      <w:r>
+        <w:rPr>
+          <w:rFonts w:ascii="Times New Roman" w:hAnsi="Times New Roman"/>
+          <w:sz w:val="24"/>
+        </w:rPr>
+        <w:t xml:space="preserve"> </w:t>
+      </w:r>
+      <w:r>
+        <w:rPr>
+          <w:rFonts w:ascii="Times New Roman" w:hAnsi="Times New Roman"/>
+          <w:sz w:val="24"/>
+        </w:rPr>
+        <w:t>благодаттю</w:t>
+      </w:r>
+    </w:p>
+    <w:p>
+      <w:pPr>
+        <w:spacing w:after="120"/>
+      </w:pPr>
+      <w:r>
+        <w:rPr>
+          <w:rFonts w:ascii="Times New Roman" w:hAnsi="Times New Roman"/>
+          <w:i/>
+          <w:color w:val="FF4400"/>
+          <w:sz w:val="24"/>
+        </w:rPr>
+        <w:t>Вірні:</w:t>
+      </w:r>
+      <w:r>
+        <w:rPr>
+          <w:rFonts w:ascii="Times New Roman" w:hAnsi="Times New Roman"/>
+          <w:color w:val="000000"/>
+          <w:sz w:val="24"/>
+        </w:rPr>
+        <w:t xml:space="preserve"> </w:t>
+      </w:r>
+      <w:r>
+        <w:rPr>
+          <w:rFonts w:ascii="Times New Roman" w:hAnsi="Times New Roman"/>
+          <w:color w:val="000000"/>
+          <w:sz w:val="24"/>
+        </w:rPr>
+        <w:t>Го́споди,</w:t>
+      </w:r>
+      <w:r>
+        <w:rPr>
+          <w:rFonts w:ascii="Times New Roman" w:hAnsi="Times New Roman"/>
+          <w:color w:val="000000"/>
+          <w:sz w:val="24"/>
+        </w:rPr>
+        <w:t xml:space="preserve"> </w:t>
+      </w:r>
+      <w:r>
+        <w:rPr>
+          <w:rFonts w:ascii="Times New Roman" w:hAnsi="Times New Roman"/>
+          <w:color w:val="000000"/>
+          <w:sz w:val="24"/>
+        </w:rPr>
+        <w:t>поми́луй.</w:t>
+      </w:r>
+    </w:p>
+    <w:p>
+      <w:pPr>
+        <w:spacing w:after="120"/>
+      </w:pPr>
+      <w:r>
+        <w:rPr>
+          <w:rFonts w:ascii="Times New Roman" w:hAnsi="Times New Roman"/>
+          <w:color w:val="000000"/>
+          <w:sz w:val="24"/>
+        </w:rPr>
+        <w:t>Пресвяту,</w:t>
+      </w:r>
+      <w:r>
+        <w:rPr>
+          <w:rFonts w:ascii="Times New Roman" w:hAnsi="Times New Roman"/>
+          <w:color w:val="000000"/>
+          <w:sz w:val="24"/>
+        </w:rPr>
+        <w:t xml:space="preserve"> </w:t>
+      </w:r>
+      <w:r>
+        <w:rPr>
+          <w:rFonts w:ascii="Times New Roman" w:hAnsi="Times New Roman"/>
+          <w:color w:val="000000"/>
+          <w:sz w:val="24"/>
+        </w:rPr>
+        <w:t>пречисту,</w:t>
+      </w:r>
+      <w:r>
+        <w:rPr>
+          <w:rFonts w:ascii="Times New Roman" w:hAnsi="Times New Roman"/>
+          <w:color w:val="000000"/>
+          <w:sz w:val="24"/>
+        </w:rPr>
+        <w:t xml:space="preserve"> </w:t>
+      </w:r>
+      <w:r>
+        <w:rPr>
+          <w:rFonts w:ascii="Times New Roman" w:hAnsi="Times New Roman"/>
+          <w:color w:val="000000"/>
+          <w:sz w:val="24"/>
+        </w:rPr>
+        <w:t>преблагословенну,</w:t>
+      </w:r>
+      <w:r>
+        <w:rPr>
+          <w:rFonts w:ascii="Times New Roman" w:hAnsi="Times New Roman"/>
+          <w:color w:val="000000"/>
+          <w:sz w:val="24"/>
+        </w:rPr>
+        <w:t xml:space="preserve"> </w:t>
+      </w:r>
+      <w:r>
+        <w:rPr>
+          <w:rFonts w:ascii="Times New Roman" w:hAnsi="Times New Roman"/>
+          <w:color w:val="000000"/>
+          <w:sz w:val="24"/>
+        </w:rPr>
+        <w:t>славну</w:t>
+      </w:r>
+      <w:r>
+        <w:rPr>
+          <w:rFonts w:ascii="Times New Roman" w:hAnsi="Times New Roman"/>
+          <w:color w:val="000000"/>
+          <w:sz w:val="24"/>
+        </w:rPr>
+        <w:t xml:space="preserve"> </w:t>
+      </w:r>
+      <w:r>
+        <w:rPr>
+          <w:rFonts w:ascii="Times New Roman" w:hAnsi="Times New Roman"/>
+          <w:color w:val="000000"/>
+          <w:sz w:val="24"/>
+        </w:rPr>
+        <w:t>Владичицю</w:t>
+      </w:r>
+      <w:r>
+        <w:rPr>
+          <w:rFonts w:ascii="Times New Roman" w:hAnsi="Times New Roman"/>
+          <w:color w:val="000000"/>
+          <w:sz w:val="24"/>
+        </w:rPr>
+        <w:t xml:space="preserve"> </w:t>
+      </w:r>
+      <w:r>
+        <w:rPr>
+          <w:rFonts w:ascii="Times New Roman" w:hAnsi="Times New Roman"/>
+          <w:color w:val="000000"/>
+          <w:sz w:val="24"/>
+        </w:rPr>
+        <w:t>нашу</w:t>
+      </w:r>
+      <w:r>
+        <w:rPr>
+          <w:rFonts w:ascii="Times New Roman" w:hAnsi="Times New Roman"/>
+          <w:color w:val="000000"/>
+          <w:sz w:val="24"/>
+        </w:rPr>
+        <w:t xml:space="preserve"> </w:t>
+      </w:r>
+      <w:r>
+        <w:rPr>
+          <w:rFonts w:ascii="Times New Roman" w:hAnsi="Times New Roman"/>
+          <w:color w:val="000000"/>
+          <w:sz w:val="24"/>
+        </w:rPr>
+        <w:t>Богородицю</w:t>
+      </w:r>
+      <w:r>
+        <w:rPr>
+          <w:rFonts w:ascii="Times New Roman" w:hAnsi="Times New Roman"/>
+          <w:color w:val="000000"/>
+          <w:sz w:val="24"/>
+        </w:rPr>
+        <w:t xml:space="preserve"> </w:t>
+      </w:r>
+      <w:r>
+        <w:rPr>
+          <w:rFonts w:ascii="Times New Roman" w:hAnsi="Times New Roman"/>
+          <w:color w:val="000000"/>
+          <w:sz w:val="24"/>
+        </w:rPr>
+        <w:t>і</w:t>
+      </w:r>
+      <w:r>
+        <w:rPr>
+          <w:rFonts w:ascii="Times New Roman" w:hAnsi="Times New Roman"/>
+          <w:color w:val="000000"/>
+          <w:sz w:val="24"/>
+        </w:rPr>
+        <w:t xml:space="preserve"> </w:t>
+      </w:r>
+      <w:r>
+        <w:rPr>
+          <w:rFonts w:ascii="Times New Roman" w:hAnsi="Times New Roman"/>
+          <w:color w:val="000000"/>
+          <w:sz w:val="24"/>
+        </w:rPr>
+        <w:t>приснодіву</w:t>
+      </w:r>
+      <w:r>
+        <w:rPr>
+          <w:rFonts w:ascii="Times New Roman" w:hAnsi="Times New Roman"/>
+          <w:color w:val="000000"/>
+          <w:sz w:val="24"/>
+        </w:rPr>
+        <w:t xml:space="preserve"> </w:t>
+      </w:r>
+      <w:r>
+        <w:rPr>
+          <w:rFonts w:ascii="Times New Roman" w:hAnsi="Times New Roman"/>
+          <w:color w:val="000000"/>
+          <w:sz w:val="24"/>
+        </w:rPr>
+        <w:t>Марію,</w:t>
+      </w:r>
+      <w:r>
+        <w:rPr>
+          <w:rFonts w:ascii="Times New Roman" w:hAnsi="Times New Roman"/>
+          <w:color w:val="000000"/>
+          <w:sz w:val="24"/>
+        </w:rPr>
+        <w:t xml:space="preserve"> </w:t>
+      </w:r>
+      <w:r>
+        <w:rPr>
+          <w:rFonts w:ascii="Times New Roman" w:hAnsi="Times New Roman"/>
+          <w:color w:val="000000"/>
+          <w:sz w:val="24"/>
+        </w:rPr>
+        <w:t>з</w:t>
+      </w:r>
+      <w:r>
+        <w:rPr>
+          <w:rFonts w:ascii="Times New Roman" w:hAnsi="Times New Roman"/>
+          <w:color w:val="000000"/>
+          <w:sz w:val="24"/>
+        </w:rPr>
+        <w:t xml:space="preserve"> </w:t>
+      </w:r>
+      <w:r>
+        <w:rPr>
+          <w:rFonts w:ascii="Times New Roman" w:hAnsi="Times New Roman"/>
+          <w:color w:val="000000"/>
+          <w:sz w:val="24"/>
+        </w:rPr>
+        <w:t>усіма</w:t>
+      </w:r>
+      <w:r>
+        <w:rPr>
+          <w:rFonts w:ascii="Times New Roman" w:hAnsi="Times New Roman"/>
+          <w:color w:val="000000"/>
+          <w:sz w:val="24"/>
+        </w:rPr>
+        <w:t xml:space="preserve"> </w:t>
+      </w:r>
+      <w:r>
+        <w:rPr>
+          <w:rFonts w:ascii="Times New Roman" w:hAnsi="Times New Roman"/>
+          <w:color w:val="000000"/>
+          <w:sz w:val="24"/>
+        </w:rPr>
+        <w:t>святими</w:t>
+      </w:r>
+      <w:r>
+        <w:rPr>
+          <w:rFonts w:ascii="Times New Roman" w:hAnsi="Times New Roman"/>
+          <w:color w:val="000000"/>
+          <w:sz w:val="24"/>
+        </w:rPr>
+        <w:t xml:space="preserve"> </w:t>
+      </w:r>
+      <w:r>
+        <w:rPr>
+          <w:rFonts w:ascii="Times New Roman" w:hAnsi="Times New Roman"/>
+          <w:color w:val="000000"/>
+          <w:sz w:val="24"/>
+        </w:rPr>
+        <w:t>пом’янувши,</w:t>
+      </w:r>
+      <w:r>
+        <w:rPr>
+          <w:rFonts w:ascii="Times New Roman" w:hAnsi="Times New Roman"/>
+          <w:color w:val="000000"/>
+          <w:sz w:val="24"/>
+        </w:rPr>
+        <w:t xml:space="preserve"> </w:t>
+      </w:r>
+      <w:r>
+        <w:rPr>
+          <w:rFonts w:ascii="Times New Roman" w:hAnsi="Times New Roman"/>
+          <w:color w:val="000000"/>
+          <w:sz w:val="24"/>
+        </w:rPr>
+        <w:t>самих</w:t>
+      </w:r>
+      <w:r>
+        <w:rPr>
+          <w:rFonts w:ascii="Times New Roman" w:hAnsi="Times New Roman"/>
+          <w:color w:val="000000"/>
+          <w:sz w:val="24"/>
+        </w:rPr>
+        <w:t xml:space="preserve"> </w:t>
+      </w:r>
+      <w:r>
+        <w:rPr>
+          <w:rFonts w:ascii="Times New Roman" w:hAnsi="Times New Roman"/>
+          <w:color w:val="000000"/>
+          <w:sz w:val="24"/>
+        </w:rPr>
+        <w:t>себе,</w:t>
+      </w:r>
+      <w:r>
+        <w:rPr>
+          <w:rFonts w:ascii="Times New Roman" w:hAnsi="Times New Roman"/>
+          <w:color w:val="000000"/>
+          <w:sz w:val="24"/>
+        </w:rPr>
+        <w:t xml:space="preserve"> </w:t>
+      </w:r>
+      <w:r>
+        <w:rPr>
+          <w:rFonts w:ascii="Times New Roman" w:hAnsi="Times New Roman"/>
+          <w:color w:val="000000"/>
+          <w:sz w:val="24"/>
+        </w:rPr>
+        <w:t>і</w:t>
+      </w:r>
+      <w:r>
+        <w:rPr>
+          <w:rFonts w:ascii="Times New Roman" w:hAnsi="Times New Roman"/>
+          <w:color w:val="000000"/>
+          <w:sz w:val="24"/>
+        </w:rPr>
+        <w:t xml:space="preserve"> </w:t>
+      </w:r>
+      <w:r>
+        <w:rPr>
+          <w:rFonts w:ascii="Times New Roman" w:hAnsi="Times New Roman"/>
+          <w:color w:val="000000"/>
+          <w:sz w:val="24"/>
+        </w:rPr>
+        <w:t>один</w:t>
+      </w:r>
+      <w:r>
+        <w:rPr>
+          <w:rFonts w:ascii="Times New Roman" w:hAnsi="Times New Roman"/>
+          <w:color w:val="000000"/>
+          <w:sz w:val="24"/>
+        </w:rPr>
+        <w:t xml:space="preserve"> </w:t>
+      </w:r>
+      <w:r>
+        <w:rPr>
+          <w:rFonts w:ascii="Times New Roman" w:hAnsi="Times New Roman"/>
+          <w:color w:val="000000"/>
+          <w:sz w:val="24"/>
+        </w:rPr>
+        <w:t>одного,</w:t>
+      </w:r>
+      <w:r>
+        <w:rPr>
+          <w:rFonts w:ascii="Times New Roman" w:hAnsi="Times New Roman"/>
+          <w:color w:val="000000"/>
+          <w:sz w:val="24"/>
+        </w:rPr>
+        <w:t xml:space="preserve"> </w:t>
+      </w:r>
+      <w:r>
+        <w:rPr>
+          <w:rFonts w:ascii="Times New Roman" w:hAnsi="Times New Roman"/>
+          <w:color w:val="000000"/>
+          <w:sz w:val="24"/>
+        </w:rPr>
+        <w:t>і</w:t>
+      </w:r>
+      <w:r>
+        <w:rPr>
+          <w:rFonts w:ascii="Times New Roman" w:hAnsi="Times New Roman"/>
+          <w:color w:val="000000"/>
+          <w:sz w:val="24"/>
+        </w:rPr>
+        <w:t xml:space="preserve"> </w:t>
+      </w:r>
+      <w:r>
+        <w:rPr>
+          <w:rFonts w:ascii="Times New Roman" w:hAnsi="Times New Roman"/>
+          <w:color w:val="000000"/>
+          <w:sz w:val="24"/>
+        </w:rPr>
+        <w:t>все</w:t>
+      </w:r>
+      <w:r>
+        <w:rPr>
+          <w:rFonts w:ascii="Times New Roman" w:hAnsi="Times New Roman"/>
+          <w:color w:val="000000"/>
+          <w:sz w:val="24"/>
+        </w:rPr>
+        <w:t xml:space="preserve"> </w:t>
+      </w:r>
+      <w:r>
+        <w:rPr>
+          <w:rFonts w:ascii="Times New Roman" w:hAnsi="Times New Roman"/>
+          <w:color w:val="000000"/>
+          <w:sz w:val="24"/>
+        </w:rPr>
+        <w:t>життя</w:t>
+      </w:r>
+      <w:r>
+        <w:rPr>
+          <w:rFonts w:ascii="Times New Roman" w:hAnsi="Times New Roman"/>
+          <w:color w:val="000000"/>
+          <w:sz w:val="24"/>
+        </w:rPr>
+        <w:t xml:space="preserve"> </w:t>
+      </w:r>
+      <w:r>
+        <w:rPr>
+          <w:rFonts w:ascii="Times New Roman" w:hAnsi="Times New Roman"/>
+          <w:color w:val="000000"/>
+          <w:sz w:val="24"/>
+        </w:rPr>
+        <w:t>наше</w:t>
+      </w:r>
+      <w:r>
+        <w:rPr>
+          <w:rFonts w:ascii="Times New Roman" w:hAnsi="Times New Roman"/>
+          <w:color w:val="000000"/>
+          <w:sz w:val="24"/>
+        </w:rPr>
+        <w:t xml:space="preserve"> </w:t>
+      </w:r>
+      <w:r>
+        <w:rPr>
+          <w:rFonts w:ascii="Times New Roman" w:hAnsi="Times New Roman"/>
+          <w:color w:val="000000"/>
+          <w:sz w:val="24"/>
+        </w:rPr>
+        <w:t>Христу</w:t>
+      </w:r>
+      <w:r>
+        <w:rPr>
+          <w:rFonts w:ascii="Times New Roman" w:hAnsi="Times New Roman"/>
+          <w:color w:val="000000"/>
+          <w:sz w:val="24"/>
+        </w:rPr>
+        <w:t xml:space="preserve"> </w:t>
+      </w:r>
+      <w:r>
+        <w:rPr>
+          <w:rFonts w:ascii="Times New Roman" w:hAnsi="Times New Roman"/>
+          <w:color w:val="000000"/>
+          <w:sz w:val="24"/>
+        </w:rPr>
+        <w:t>Богові</w:t>
+      </w:r>
+      <w:r>
+        <w:rPr>
+          <w:rFonts w:ascii="Times New Roman" w:hAnsi="Times New Roman"/>
+          <w:color w:val="000000"/>
+          <w:sz w:val="24"/>
+        </w:rPr>
+        <w:t xml:space="preserve"> </w:t>
+      </w:r>
+      <w:r>
+        <w:rPr>
+          <w:rFonts w:ascii="Times New Roman" w:hAnsi="Times New Roman"/>
+          <w:color w:val="000000"/>
+          <w:sz w:val="24"/>
+        </w:rPr>
+        <w:t>віддаймо.</w:t>
+      </w:r>
+    </w:p>
+    <w:p>
+      <w:pPr>
+        <w:spacing w:after="120"/>
+      </w:pPr>
+      <w:r>
+        <w:rPr>
+          <w:rFonts w:ascii="Times New Roman" w:hAnsi="Times New Roman"/>
+          <w:i/>
+          <w:color w:val="FF4400"/>
+          <w:sz w:val="24"/>
+        </w:rPr>
+        <w:t>Вірні:</w:t>
+      </w:r>
+      <w:r>
+        <w:rPr>
+          <w:rFonts w:ascii="Times New Roman" w:hAnsi="Times New Roman"/>
+          <w:color w:val="000000"/>
+          <w:sz w:val="24"/>
+        </w:rPr>
+        <w:t xml:space="preserve"> </w:t>
+      </w:r>
+      <w:r>
+        <w:rPr>
+          <w:rFonts w:ascii="Times New Roman" w:hAnsi="Times New Roman"/>
+          <w:color w:val="000000"/>
+          <w:sz w:val="24"/>
+        </w:rPr>
+        <w:t>Тобі́,</w:t>
+      </w:r>
+      <w:r>
+        <w:rPr>
+          <w:rFonts w:ascii="Times New Roman" w:hAnsi="Times New Roman"/>
+          <w:color w:val="000000"/>
+          <w:sz w:val="24"/>
+        </w:rPr>
+        <w:t xml:space="preserve"> </w:t>
+      </w:r>
+      <w:r>
+        <w:rPr>
+          <w:rFonts w:ascii="Times New Roman" w:hAnsi="Times New Roman"/>
+          <w:color w:val="000000"/>
+          <w:sz w:val="24"/>
+        </w:rPr>
+        <w:t>Го́споди.</w:t>
+      </w:r>
+    </w:p>
+    <w:p>
+      <w:pPr>
+        <w:spacing w:after="120"/>
+        <w:jc w:val="both"/>
+      </w:pPr>
+      <w:r>
+        <w:rPr>
+          <w:rFonts w:ascii="Times New Roman" w:hAnsi="Times New Roman"/>
+          <w:sz w:val="24"/>
+          <w:u w:val="single"/>
+        </w:rPr>
+        <w:t>[</w:t>
+      </w:r>
+      <w:r>
+        <w:rPr>
+          <w:rFonts w:ascii="Times New Roman" w:hAnsi="Times New Roman"/>
+          <w:sz w:val="24"/>
+          <w:u w:val="single"/>
+        </w:rPr>
+        <w:t>Господи, Боже наш, що сонну неміч забрав від нас і покликав нас візванням святим, щоб і вночі підносити руки наші і прославляти Тебе за справедливі Твої присуди. Прийми благання наші, моління, визнавання, нічні служби і даруй нам, Боже, віру бездоганну, надію впевнену, любов нелицемірну. Благослови наші входи й виходи, вчинки, слова, діла й думки; і дай нам дочекатися початку дня, нам, що хвалять й оспівують, і благословлять добрість Твоєї несказанної сили</w:t>
+      </w:r>
+      <w:r>
+        <w:rPr>
+          <w:rFonts w:ascii="Times New Roman" w:hAnsi="Times New Roman"/>
+          <w:sz w:val="24"/>
+          <w:u w:val="single"/>
+        </w:rPr>
+        <w:t>]</w:t>
+      </w:r>
+    </w:p>
+    <w:p>
+      <w:pPr>
+        <w:spacing w:after="120"/>
+        <w:jc w:val="both"/>
       </w:pPr>
       <w:r>
         <w:rPr>
@@ -9922,36 +10707,8 @@
           <w:color w:val="FF0000"/>
           <w:sz w:val="24"/>
         </w:rPr>
-        <w:t>Вірні:</w:t>
-      </w:r>
-      <w:r>
-        <w:rPr>
-          <w:rFonts w:ascii="Times New Roman" w:hAnsi="Times New Roman"/>
-          <w:color w:val="000000"/>
-          <w:sz w:val="24"/>
-        </w:rPr>
-        <w:t xml:space="preserve"> Господи, помилуй.</w:t>
-      </w:r>
-    </w:p>
-    <w:p>
-      <w:pPr>
-        <w:pStyle w:val="a"/>
-        <w:spacing w:after="120"/>
-      </w:pPr>
-      <w:r>
-        <w:rPr>
-          <w:rFonts w:ascii="Times New Roman" w:hAnsi="Times New Roman"/>
-          <w:color w:val="000000"/>
-          <w:sz w:val="24"/>
-        </w:rPr>
-        <w:t>Заступи, спаси, помилуй і охорони нас, Боже, твоєю благодаттю.</w:t>
-      </w:r>
-    </w:p>
-    <w:p>
-      <w:pPr>
-        <w:pStyle w:val="a"/>
-        <w:spacing w:after="120"/>
-      </w:pPr>
+        <w:t>Священник:</w:t>
+      </w:r>
       <w:r>
         <w:rPr>
           <w:rFonts w:ascii="Times New Roman" w:hAnsi="Times New Roman"/>
@@ -9959,105 +10716,328 @@
           <w:color w:val="FF0000"/>
           <w:sz w:val="24"/>
         </w:rPr>
-        <w:t>Вірні:</w:t>
-      </w:r>
-      <w:r>
-        <w:rPr>
-          <w:rFonts w:ascii="Times New Roman" w:hAnsi="Times New Roman"/>
-          <w:color w:val="000000"/>
-          <w:sz w:val="24"/>
-        </w:rPr>
-        <w:t xml:space="preserve"> Господи, помилуй.</w:t>
-      </w:r>
-    </w:p>
-    <w:p>
-      <w:pPr>
-        <w:pStyle w:val="a"/>
-        <w:spacing w:after="120"/>
-      </w:pPr>
-      <w:r>
-        <w:rPr>
-          <w:rFonts w:ascii="Times New Roman" w:hAnsi="Times New Roman"/>
-          <w:color w:val="000000"/>
-          <w:sz w:val="24"/>
-        </w:rPr>
-        <w:t>Пресвяту, пречисту, преблагословенну, славну Владичицю нашу Богородицю і приснодіву Марію, з усіма святими пом'янувши, самі себе, і один одного, і все життя наше Христу Богові віддаймо.</w:t>
-      </w:r>
-    </w:p>
-    <w:p>
-      <w:pPr>
-        <w:pStyle w:val="a"/>
-        <w:spacing w:after="120"/>
-      </w:pPr>
-      <w:r>
-        <w:rPr>
-          <w:rFonts w:ascii="Times New Roman" w:hAnsi="Times New Roman"/>
-          <w:i/>
-          <w:color w:val="FF0000"/>
-          <w:sz w:val="24"/>
-        </w:rPr>
-        <w:t>Вірні:</w:t>
-      </w:r>
-      <w:r>
-        <w:rPr>
-          <w:rFonts w:ascii="Times New Roman" w:hAnsi="Times New Roman"/>
-          <w:color w:val="000000"/>
-          <w:sz w:val="24"/>
-        </w:rPr>
-        <w:t xml:space="preserve"> Тобі, Господи.</w:t>
-      </w:r>
-    </w:p>
-    <w:p>
-      <w:pPr>
-        <w:pStyle w:val="a"/>
-        <w:spacing w:after="120"/>
-      </w:pPr>
-      <w:r>
-        <w:rPr>
-          <w:rFonts w:ascii="Times New Roman" w:hAnsi="Times New Roman"/>
-          <w:sz w:val="24"/>
-          <w:u w:val="single"/>
-        </w:rPr>
-        <w:t>[Господи, Боже наш, що сонну неміч забрав від нас і покликав нас візванням святим, щоб і вночі підносити руки наші і прославляти тебе за справедливі твої присуди. Прийми благання наші, моління, визнавання, нічні служби і даруй нам, Боже, віру бездоганну, надію впевнену, любов нелицемірну. Благослови наші входи й виходи, вчинки, слова, діла й думки; і дай нам дочекатися початку дня, нам, що хвалять й оспівують, і благословлять добрість твоєї несказанної сили]</w:t>
-      </w:r>
-    </w:p>
-    <w:p>
-      <w:pPr>
-        <w:pStyle w:val="a"/>
-        <w:spacing w:after="120"/>
-      </w:pPr>
-      <w:r>
-        <w:rPr>
-          <w:rFonts w:ascii="Times New Roman" w:hAnsi="Times New Roman"/>
-          <w:i/>
-          <w:color w:val="FF0000"/>
-          <w:sz w:val="24"/>
-        </w:rPr>
-        <w:t>Священик:</w:t>
-      </w:r>
-      <w:r>
-        <w:rPr>
-          <w:rFonts w:ascii="Times New Roman" w:hAnsi="Times New Roman"/>
-          <w:i/>
-          <w:color w:val="FF0000"/>
-          <w:sz w:val="24"/>
-        </w:rPr>
-        <w:t xml:space="preserve"> </w:t>
-      </w:r>
-      <w:r>
-        <w:rPr>
-          <w:rFonts w:ascii="Times New Roman" w:hAnsi="Times New Roman"/>
-          <w:color w:val="000000"/>
-          <w:sz w:val="24"/>
-        </w:rPr>
-        <w:t>Бо Ти Бог наш і Тобі славу возсилаємо: Отцю, і Сину, і Святому Духові</w:t>
-      </w:r>
-      <w:r>
-        <w:rPr>
-          <w:rFonts w:ascii="Times New Roman" w:hAnsi="Times New Roman"/>
-          <w:sz w:val="24"/>
-        </w:rPr>
-        <w:t>, нині і повсякчас, і на віки віків.</w:t>
+        <w:t xml:space="preserve"> </w:t>
+      </w:r>
+      <w:r>
+        <w:rPr>
+          <w:rFonts w:ascii="Times New Roman" w:hAnsi="Times New Roman"/>
+          <w:color w:val="000000"/>
+          <w:sz w:val="24"/>
+        </w:rPr>
+        <w:t>Бо</w:t>
+      </w:r>
+      <w:r>
+        <w:rPr>
+          <w:rFonts w:ascii="Times New Roman" w:hAnsi="Times New Roman"/>
+          <w:color w:val="000000"/>
+          <w:sz w:val="24"/>
+        </w:rPr>
+        <w:t xml:space="preserve"> </w:t>
+      </w:r>
+      <w:r>
+        <w:rPr>
+          <w:rFonts w:ascii="Times New Roman" w:hAnsi="Times New Roman"/>
+          <w:color w:val="000000"/>
+          <w:sz w:val="24"/>
+        </w:rPr>
+        <w:t>Ти</w:t>
+      </w:r>
+      <w:r>
+        <w:rPr>
+          <w:rFonts w:ascii="Times New Roman" w:hAnsi="Times New Roman"/>
+          <w:color w:val="000000"/>
+          <w:sz w:val="24"/>
+        </w:rPr>
+        <w:t xml:space="preserve"> </w:t>
+      </w:r>
+      <w:r>
+        <w:rPr>
+          <w:rFonts w:ascii="Times New Roman" w:hAnsi="Times New Roman"/>
+          <w:color w:val="000000"/>
+          <w:sz w:val="24"/>
+        </w:rPr>
+        <w:t>Бог</w:t>
+      </w:r>
+      <w:r>
+        <w:rPr>
+          <w:rFonts w:ascii="Times New Roman" w:hAnsi="Times New Roman"/>
+          <w:color w:val="000000"/>
+          <w:sz w:val="24"/>
+        </w:rPr>
+        <w:t xml:space="preserve"> </w:t>
+      </w:r>
+      <w:r>
+        <w:rPr>
+          <w:rFonts w:ascii="Times New Roman" w:hAnsi="Times New Roman"/>
+          <w:color w:val="000000"/>
+          <w:sz w:val="24"/>
+        </w:rPr>
+        <w:t>наш</w:t>
+      </w:r>
+      <w:r>
+        <w:rPr>
+          <w:rFonts w:ascii="Times New Roman" w:hAnsi="Times New Roman"/>
+          <w:color w:val="000000"/>
+          <w:sz w:val="24"/>
+        </w:rPr>
+        <w:t xml:space="preserve"> </w:t>
+      </w:r>
+      <w:r>
+        <w:rPr>
+          <w:rFonts w:ascii="Times New Roman" w:hAnsi="Times New Roman"/>
+          <w:color w:val="000000"/>
+          <w:sz w:val="24"/>
+        </w:rPr>
+        <w:t>і</w:t>
+      </w:r>
+      <w:r>
+        <w:rPr>
+          <w:rFonts w:ascii="Times New Roman" w:hAnsi="Times New Roman"/>
+          <w:color w:val="000000"/>
+          <w:sz w:val="24"/>
+        </w:rPr>
+        <w:t xml:space="preserve"> </w:t>
+      </w:r>
+      <w:r>
+        <w:rPr>
+          <w:rFonts w:ascii="Times New Roman" w:hAnsi="Times New Roman"/>
+          <w:color w:val="000000"/>
+          <w:sz w:val="24"/>
+        </w:rPr>
+        <w:t>Тобі</w:t>
+      </w:r>
+      <w:r>
+        <w:rPr>
+          <w:rFonts w:ascii="Times New Roman" w:hAnsi="Times New Roman"/>
+          <w:color w:val="000000"/>
+          <w:sz w:val="24"/>
+        </w:rPr>
+        <w:t xml:space="preserve"> </w:t>
+      </w:r>
+      <w:r>
+        <w:rPr>
+          <w:rFonts w:ascii="Times New Roman" w:hAnsi="Times New Roman"/>
+          <w:color w:val="000000"/>
+          <w:sz w:val="24"/>
+        </w:rPr>
+        <w:t>славу</w:t>
+      </w:r>
+      <w:r>
+        <w:rPr>
+          <w:rFonts w:ascii="Times New Roman" w:hAnsi="Times New Roman"/>
+          <w:color w:val="000000"/>
+          <w:sz w:val="24"/>
+        </w:rPr>
+        <w:t xml:space="preserve"> </w:t>
+      </w:r>
+      <w:r>
+        <w:rPr>
+          <w:rFonts w:ascii="Times New Roman" w:hAnsi="Times New Roman"/>
+          <w:color w:val="000000"/>
+          <w:sz w:val="24"/>
+        </w:rPr>
+        <w:t>возсилаємо:</w:t>
+      </w:r>
+      <w:r>
+        <w:rPr>
+          <w:rFonts w:ascii="Times New Roman" w:hAnsi="Times New Roman"/>
+          <w:color w:val="000000"/>
+          <w:sz w:val="24"/>
+        </w:rPr>
+        <w:t xml:space="preserve"> </w:t>
+      </w:r>
+      <w:r>
+        <w:rPr>
+          <w:rFonts w:ascii="Times New Roman" w:hAnsi="Times New Roman"/>
+          <w:color w:val="000000"/>
+          <w:sz w:val="24"/>
+        </w:rPr>
+        <w:t>Отцю,</w:t>
+      </w:r>
+      <w:r>
+        <w:rPr>
+          <w:rFonts w:ascii="Times New Roman" w:hAnsi="Times New Roman"/>
+          <w:color w:val="000000"/>
+          <w:sz w:val="24"/>
+        </w:rPr>
+        <w:t xml:space="preserve"> </w:t>
+      </w:r>
+      <w:r>
+        <w:rPr>
+          <w:rFonts w:ascii="Times New Roman" w:hAnsi="Times New Roman"/>
+          <w:color w:val="000000"/>
+          <w:sz w:val="24"/>
+        </w:rPr>
+        <w:t>і</w:t>
+      </w:r>
+      <w:r>
+        <w:rPr>
+          <w:rFonts w:ascii="Times New Roman" w:hAnsi="Times New Roman"/>
+          <w:color w:val="000000"/>
+          <w:sz w:val="24"/>
+        </w:rPr>
+        <w:t xml:space="preserve"> </w:t>
+      </w:r>
+      <w:r>
+        <w:rPr>
+          <w:rFonts w:ascii="Times New Roman" w:hAnsi="Times New Roman"/>
+          <w:color w:val="000000"/>
+          <w:sz w:val="24"/>
+        </w:rPr>
+        <w:t>Сину,</w:t>
+      </w:r>
+      <w:r>
+        <w:rPr>
+          <w:rFonts w:ascii="Times New Roman" w:hAnsi="Times New Roman"/>
+          <w:color w:val="000000"/>
+          <w:sz w:val="24"/>
+        </w:rPr>
+        <w:t xml:space="preserve"> </w:t>
+      </w:r>
+      <w:r>
+        <w:rPr>
+          <w:rFonts w:ascii="Times New Roman" w:hAnsi="Times New Roman"/>
+          <w:color w:val="000000"/>
+          <w:sz w:val="24"/>
+        </w:rPr>
+        <w:t>і</w:t>
+      </w:r>
+      <w:r>
+        <w:rPr>
+          <w:rFonts w:ascii="Times New Roman" w:hAnsi="Times New Roman"/>
+          <w:color w:val="000000"/>
+          <w:sz w:val="24"/>
+        </w:rPr>
+        <w:t xml:space="preserve"> </w:t>
+      </w:r>
+      <w:r>
+        <w:rPr>
+          <w:rFonts w:ascii="Times New Roman" w:hAnsi="Times New Roman"/>
+          <w:color w:val="000000"/>
+          <w:sz w:val="24"/>
+        </w:rPr>
+        <w:t>Святому</w:t>
+      </w:r>
+      <w:r>
+        <w:rPr>
+          <w:rFonts w:ascii="Times New Roman" w:hAnsi="Times New Roman"/>
+          <w:color w:val="000000"/>
+          <w:sz w:val="24"/>
+        </w:rPr>
+        <w:t xml:space="preserve"> </w:t>
+      </w:r>
+      <w:r>
+        <w:rPr>
+          <w:rFonts w:ascii="Times New Roman" w:hAnsi="Times New Roman"/>
+          <w:color w:val="000000"/>
+          <w:sz w:val="24"/>
+        </w:rPr>
+        <w:t>Духові</w:t>
+      </w:r>
+      <w:r>
+        <w:rPr>
+          <w:rFonts w:ascii="Times New Roman" w:hAnsi="Times New Roman"/>
+          <w:sz w:val="24"/>
+        </w:rPr>
+        <w:t>,</w:t>
+      </w:r>
+      <w:r>
+        <w:rPr>
+          <w:rFonts w:ascii="Times New Roman" w:hAnsi="Times New Roman"/>
+          <w:sz w:val="24"/>
+        </w:rPr>
+        <w:t xml:space="preserve"> </w:t>
+      </w:r>
+      <w:r>
+        <w:rPr>
+          <w:rFonts w:ascii="Times New Roman" w:hAnsi="Times New Roman"/>
+          <w:sz w:val="24"/>
+        </w:rPr>
+        <w:t>нині,</w:t>
+      </w:r>
+      <w:r>
+        <w:rPr>
+          <w:rFonts w:ascii="Times New Roman" w:hAnsi="Times New Roman"/>
+          <w:sz w:val="24"/>
+        </w:rPr>
+        <w:t xml:space="preserve"> </w:t>
+      </w:r>
+      <w:r>
+        <w:rPr>
+          <w:rFonts w:ascii="Times New Roman" w:hAnsi="Times New Roman"/>
+          <w:sz w:val="24"/>
+        </w:rPr>
+        <w:t>і</w:t>
+      </w:r>
+      <w:r>
+        <w:rPr>
+          <w:rFonts w:ascii="Times New Roman" w:hAnsi="Times New Roman"/>
+          <w:sz w:val="24"/>
+        </w:rPr>
+        <w:t xml:space="preserve"> </w:t>
+      </w:r>
+      <w:r>
+        <w:rPr>
+          <w:rFonts w:ascii="Times New Roman" w:hAnsi="Times New Roman"/>
+          <w:sz w:val="24"/>
+        </w:rPr>
+        <w:t>повсякчас,</w:t>
+      </w:r>
+      <w:r>
+        <w:rPr>
+          <w:rFonts w:ascii="Times New Roman" w:hAnsi="Times New Roman"/>
+          <w:sz w:val="24"/>
+        </w:rPr>
+        <w:t xml:space="preserve"> </w:t>
+      </w:r>
+      <w:r>
+        <w:rPr>
+          <w:rFonts w:ascii="Times New Roman" w:hAnsi="Times New Roman"/>
+          <w:sz w:val="24"/>
+        </w:rPr>
+        <w:t>і</w:t>
+      </w:r>
+      <w:r>
+        <w:rPr>
+          <w:rFonts w:ascii="Times New Roman" w:hAnsi="Times New Roman"/>
+          <w:sz w:val="24"/>
+        </w:rPr>
+        <w:t xml:space="preserve"> </w:t>
+      </w:r>
+      <w:r>
+        <w:rPr>
+          <w:rFonts w:ascii="Times New Roman" w:hAnsi="Times New Roman"/>
+          <w:sz w:val="24"/>
+        </w:rPr>
+        <w:t>на</w:t>
+      </w:r>
+      <w:r>
+        <w:rPr>
+          <w:rFonts w:ascii="Times New Roman" w:hAnsi="Times New Roman"/>
+          <w:sz w:val="24"/>
+        </w:rPr>
+        <w:t xml:space="preserve"> </w:t>
+      </w:r>
+      <w:r>
+        <w:rPr>
+          <w:rFonts w:ascii="Times New Roman" w:hAnsi="Times New Roman"/>
+          <w:sz w:val="24"/>
+        </w:rPr>
+        <w:t>віки</w:t>
+      </w:r>
+      <w:r>
+        <w:rPr>
+          <w:rFonts w:ascii="Times New Roman" w:hAnsi="Times New Roman"/>
+          <w:sz w:val="24"/>
+        </w:rPr>
+        <w:t xml:space="preserve"> </w:t>
+      </w:r>
+      <w:r>
+        <w:rPr>
+          <w:rFonts w:ascii="Times New Roman" w:hAnsi="Times New Roman"/>
+          <w:sz w:val="24"/>
+        </w:rPr>
+        <w:t>віків.</w:t>
       </w:r>
     </w:p>
     <w:p>
@@ -10237,7 +11217,7 @@
           <w:color w:val="000000"/>
           <w:sz w:val="24"/>
         </w:rPr>
-        <w:t>Спасе мій, Ти був покладений у гріб, і як Бог воскресив мертвих, які були засуджені жити у гробах; нині ж сподоби життя вічного померлих, як єдиний Чоловіколюбець.</w:t>
+        <w:t>Спасе мій, Ти був покладений у гріб, і як Бог воскресив мертвих, які були засуджені жити у гробах; нині ж сподоби життя вічного померлих, як єдиний Людинолюбець.</w:t>
       </w:r>
     </w:p>
     <w:p>
@@ -10809,22 +11789,830 @@
     </w:p>
     <w:p>
       <w:pPr>
-        <w:pStyle w:val="a"/>
-        <w:spacing w:after="120"/>
-      </w:pPr>
-      <w:r>
-        <w:rPr>
-          <w:rFonts w:ascii="Times New Roman" w:hAnsi="Times New Roman"/>
-          <w:color w:val="000000"/>
-          <w:sz w:val="24"/>
-        </w:rPr>
-        <w:t>Ще і ще в мирі Господеві помолімся.</w:t>
-      </w:r>
-    </w:p>
-    <w:p>
-      <w:pPr>
-        <w:pStyle w:val="a"/>
-        <w:spacing w:after="120"/>
+        <w:spacing w:after="120"/>
+      </w:pPr>
+      <w:r>
+        <w:rPr>
+          <w:rFonts w:ascii="Times New Roman" w:hAnsi="Times New Roman"/>
+          <w:color w:val="000000"/>
+          <w:sz w:val="24"/>
+        </w:rPr>
+        <w:t>Ще</w:t>
+      </w:r>
+      <w:r>
+        <w:rPr>
+          <w:rFonts w:ascii="Times New Roman" w:hAnsi="Times New Roman"/>
+          <w:color w:val="000000"/>
+          <w:sz w:val="24"/>
+        </w:rPr>
+        <w:t xml:space="preserve"> </w:t>
+      </w:r>
+      <w:r>
+        <w:rPr>
+          <w:rFonts w:ascii="Times New Roman" w:hAnsi="Times New Roman"/>
+          <w:color w:val="000000"/>
+          <w:sz w:val="24"/>
+        </w:rPr>
+        <w:t>і</w:t>
+      </w:r>
+      <w:r>
+        <w:rPr>
+          <w:rFonts w:ascii="Times New Roman" w:hAnsi="Times New Roman"/>
+          <w:color w:val="000000"/>
+          <w:sz w:val="24"/>
+        </w:rPr>
+        <w:t xml:space="preserve"> </w:t>
+      </w:r>
+      <w:r>
+        <w:rPr>
+          <w:rFonts w:ascii="Times New Roman" w:hAnsi="Times New Roman"/>
+          <w:color w:val="000000"/>
+          <w:sz w:val="24"/>
+        </w:rPr>
+        <w:t>ще</w:t>
+      </w:r>
+      <w:r>
+        <w:rPr>
+          <w:rFonts w:ascii="Times New Roman" w:hAnsi="Times New Roman"/>
+          <w:color w:val="000000"/>
+          <w:sz w:val="24"/>
+        </w:rPr>
+        <w:t xml:space="preserve"> </w:t>
+      </w:r>
+      <w:r>
+        <w:rPr>
+          <w:rFonts w:ascii="Times New Roman" w:hAnsi="Times New Roman"/>
+          <w:color w:val="000000"/>
+          <w:sz w:val="24"/>
+        </w:rPr>
+        <w:t>в</w:t>
+      </w:r>
+      <w:r>
+        <w:rPr>
+          <w:rFonts w:ascii="Times New Roman" w:hAnsi="Times New Roman"/>
+          <w:color w:val="000000"/>
+          <w:sz w:val="24"/>
+        </w:rPr>
+        <w:t xml:space="preserve"> </w:t>
+      </w:r>
+      <w:r>
+        <w:rPr>
+          <w:rFonts w:ascii="Times New Roman" w:hAnsi="Times New Roman"/>
+          <w:color w:val="000000"/>
+          <w:sz w:val="24"/>
+        </w:rPr>
+        <w:t>мирі</w:t>
+      </w:r>
+      <w:r>
+        <w:rPr>
+          <w:rFonts w:ascii="Times New Roman" w:hAnsi="Times New Roman"/>
+          <w:color w:val="000000"/>
+          <w:sz w:val="24"/>
+        </w:rPr>
+        <w:t xml:space="preserve"> </w:t>
+      </w:r>
+      <w:r>
+        <w:rPr>
+          <w:rFonts w:ascii="Times New Roman" w:hAnsi="Times New Roman"/>
+          <w:color w:val="000000"/>
+          <w:sz w:val="24"/>
+        </w:rPr>
+        <w:t>Господеві</w:t>
+      </w:r>
+      <w:r>
+        <w:rPr>
+          <w:rFonts w:ascii="Times New Roman" w:hAnsi="Times New Roman"/>
+          <w:color w:val="000000"/>
+          <w:sz w:val="24"/>
+        </w:rPr>
+        <w:t xml:space="preserve"> </w:t>
+      </w:r>
+      <w:r>
+        <w:rPr>
+          <w:rFonts w:ascii="Times New Roman" w:hAnsi="Times New Roman"/>
+          <w:color w:val="000000"/>
+          <w:sz w:val="24"/>
+        </w:rPr>
+        <w:t>помолімся.</w:t>
+      </w:r>
+    </w:p>
+    <w:p>
+      <w:pPr>
+        <w:spacing w:after="120"/>
+      </w:pPr>
+      <w:r>
+        <w:rPr>
+          <w:rFonts w:ascii="Times New Roman" w:hAnsi="Times New Roman"/>
+          <w:i/>
+          <w:color w:val="FF4400"/>
+          <w:sz w:val="24"/>
+        </w:rPr>
+        <w:t>Вірні:</w:t>
+      </w:r>
+      <w:r>
+        <w:rPr>
+          <w:rFonts w:ascii="Times New Roman" w:hAnsi="Times New Roman"/>
+          <w:color w:val="000000"/>
+          <w:sz w:val="24"/>
+        </w:rPr>
+        <w:t xml:space="preserve"> </w:t>
+      </w:r>
+      <w:r>
+        <w:rPr>
+          <w:rFonts w:ascii="Times New Roman" w:hAnsi="Times New Roman"/>
+          <w:color w:val="000000"/>
+          <w:sz w:val="24"/>
+        </w:rPr>
+        <w:t>Го́споди,</w:t>
+      </w:r>
+      <w:r>
+        <w:rPr>
+          <w:rFonts w:ascii="Times New Roman" w:hAnsi="Times New Roman"/>
+          <w:color w:val="000000"/>
+          <w:sz w:val="24"/>
+        </w:rPr>
+        <w:t xml:space="preserve"> </w:t>
+      </w:r>
+      <w:r>
+        <w:rPr>
+          <w:rFonts w:ascii="Times New Roman" w:hAnsi="Times New Roman"/>
+          <w:color w:val="000000"/>
+          <w:sz w:val="24"/>
+        </w:rPr>
+        <w:t>поми́луй.</w:t>
+      </w:r>
+    </w:p>
+    <w:p>
+      <w:pPr>
+        <w:spacing w:after="120"/>
+      </w:pPr>
+      <w:r>
+        <w:rPr>
+          <w:rFonts w:ascii="Times New Roman" w:hAnsi="Times New Roman"/>
+          <w:sz w:val="24"/>
+        </w:rPr>
+        <w:t>Заступи,</w:t>
+      </w:r>
+      <w:r>
+        <w:rPr>
+          <w:rFonts w:ascii="Times New Roman" w:hAnsi="Times New Roman"/>
+          <w:sz w:val="24"/>
+        </w:rPr>
+        <w:t xml:space="preserve"> </w:t>
+      </w:r>
+      <w:r>
+        <w:rPr>
+          <w:rFonts w:ascii="Times New Roman" w:hAnsi="Times New Roman"/>
+          <w:sz w:val="24"/>
+        </w:rPr>
+        <w:t>спаси,</w:t>
+      </w:r>
+      <w:r>
+        <w:rPr>
+          <w:rFonts w:ascii="Times New Roman" w:hAnsi="Times New Roman"/>
+          <w:sz w:val="24"/>
+        </w:rPr>
+        <w:t xml:space="preserve"> </w:t>
+      </w:r>
+      <w:r>
+        <w:rPr>
+          <w:rFonts w:ascii="Times New Roman" w:hAnsi="Times New Roman"/>
+          <w:sz w:val="24"/>
+        </w:rPr>
+        <w:t>помилуй</w:t>
+      </w:r>
+      <w:r>
+        <w:rPr>
+          <w:rFonts w:ascii="Times New Roman" w:hAnsi="Times New Roman"/>
+          <w:sz w:val="24"/>
+        </w:rPr>
+        <w:t xml:space="preserve"> </w:t>
+      </w:r>
+      <w:r>
+        <w:rPr>
+          <w:rFonts w:ascii="Times New Roman" w:hAnsi="Times New Roman"/>
+          <w:sz w:val="24"/>
+        </w:rPr>
+        <w:t>і</w:t>
+      </w:r>
+      <w:r>
+        <w:rPr>
+          <w:rFonts w:ascii="Times New Roman" w:hAnsi="Times New Roman"/>
+          <w:sz w:val="24"/>
+        </w:rPr>
+        <w:t xml:space="preserve"> </w:t>
+      </w:r>
+      <w:r>
+        <w:rPr>
+          <w:rFonts w:ascii="Times New Roman" w:hAnsi="Times New Roman"/>
+          <w:sz w:val="24"/>
+        </w:rPr>
+        <w:t>охорони</w:t>
+      </w:r>
+      <w:r>
+        <w:rPr>
+          <w:rFonts w:ascii="Times New Roman" w:hAnsi="Times New Roman"/>
+          <w:sz w:val="24"/>
+        </w:rPr>
+        <w:t xml:space="preserve"> </w:t>
+      </w:r>
+      <w:r>
+        <w:rPr>
+          <w:rFonts w:ascii="Times New Roman" w:hAnsi="Times New Roman"/>
+          <w:sz w:val="24"/>
+        </w:rPr>
+        <w:t>нас,</w:t>
+      </w:r>
+      <w:r>
+        <w:rPr>
+          <w:rFonts w:ascii="Times New Roman" w:hAnsi="Times New Roman"/>
+          <w:sz w:val="24"/>
+        </w:rPr>
+        <w:t xml:space="preserve"> </w:t>
+      </w:r>
+      <w:r>
+        <w:rPr>
+          <w:rFonts w:ascii="Times New Roman" w:hAnsi="Times New Roman"/>
+          <w:sz w:val="24"/>
+        </w:rPr>
+        <w:t>Боже,</w:t>
+      </w:r>
+      <w:r>
+        <w:rPr>
+          <w:rFonts w:ascii="Times New Roman" w:hAnsi="Times New Roman"/>
+          <w:sz w:val="24"/>
+        </w:rPr>
+        <w:t xml:space="preserve"> </w:t>
+      </w:r>
+      <w:r>
+        <w:rPr>
+          <w:rFonts w:ascii="Times New Roman" w:hAnsi="Times New Roman"/>
+          <w:sz w:val="24"/>
+        </w:rPr>
+        <w:t>Твоєю</w:t>
+      </w:r>
+      <w:r>
+        <w:rPr>
+          <w:rFonts w:ascii="Times New Roman" w:hAnsi="Times New Roman"/>
+          <w:sz w:val="24"/>
+        </w:rPr>
+        <w:t xml:space="preserve"> </w:t>
+      </w:r>
+      <w:r>
+        <w:rPr>
+          <w:rFonts w:ascii="Times New Roman" w:hAnsi="Times New Roman"/>
+          <w:sz w:val="24"/>
+        </w:rPr>
+        <w:t>благодаттю</w:t>
+      </w:r>
+    </w:p>
+    <w:p>
+      <w:pPr>
+        <w:spacing w:after="120"/>
+      </w:pPr>
+      <w:r>
+        <w:rPr>
+          <w:rFonts w:ascii="Times New Roman" w:hAnsi="Times New Roman"/>
+          <w:i/>
+          <w:color w:val="FF4400"/>
+          <w:sz w:val="24"/>
+        </w:rPr>
+        <w:t>Вірні:</w:t>
+      </w:r>
+      <w:r>
+        <w:rPr>
+          <w:rFonts w:ascii="Times New Roman" w:hAnsi="Times New Roman"/>
+          <w:color w:val="000000"/>
+          <w:sz w:val="24"/>
+        </w:rPr>
+        <w:t xml:space="preserve"> </w:t>
+      </w:r>
+      <w:r>
+        <w:rPr>
+          <w:rFonts w:ascii="Times New Roman" w:hAnsi="Times New Roman"/>
+          <w:color w:val="000000"/>
+          <w:sz w:val="24"/>
+        </w:rPr>
+        <w:t>Го́споди,</w:t>
+      </w:r>
+      <w:r>
+        <w:rPr>
+          <w:rFonts w:ascii="Times New Roman" w:hAnsi="Times New Roman"/>
+          <w:color w:val="000000"/>
+          <w:sz w:val="24"/>
+        </w:rPr>
+        <w:t xml:space="preserve"> </w:t>
+      </w:r>
+      <w:r>
+        <w:rPr>
+          <w:rFonts w:ascii="Times New Roman" w:hAnsi="Times New Roman"/>
+          <w:color w:val="000000"/>
+          <w:sz w:val="24"/>
+        </w:rPr>
+        <w:t>поми́луй.</w:t>
+      </w:r>
+    </w:p>
+    <w:p>
+      <w:pPr>
+        <w:spacing w:after="120"/>
+      </w:pPr>
+      <w:r>
+        <w:rPr>
+          <w:rFonts w:ascii="Times New Roman" w:hAnsi="Times New Roman"/>
+          <w:color w:val="000000"/>
+          <w:sz w:val="24"/>
+        </w:rPr>
+        <w:t>Пресвяту,</w:t>
+      </w:r>
+      <w:r>
+        <w:rPr>
+          <w:rFonts w:ascii="Times New Roman" w:hAnsi="Times New Roman"/>
+          <w:color w:val="000000"/>
+          <w:sz w:val="24"/>
+        </w:rPr>
+        <w:t xml:space="preserve"> </w:t>
+      </w:r>
+      <w:r>
+        <w:rPr>
+          <w:rFonts w:ascii="Times New Roman" w:hAnsi="Times New Roman"/>
+          <w:color w:val="000000"/>
+          <w:sz w:val="24"/>
+        </w:rPr>
+        <w:t>пречисту,</w:t>
+      </w:r>
+      <w:r>
+        <w:rPr>
+          <w:rFonts w:ascii="Times New Roman" w:hAnsi="Times New Roman"/>
+          <w:color w:val="000000"/>
+          <w:sz w:val="24"/>
+        </w:rPr>
+        <w:t xml:space="preserve"> </w:t>
+      </w:r>
+      <w:r>
+        <w:rPr>
+          <w:rFonts w:ascii="Times New Roman" w:hAnsi="Times New Roman"/>
+          <w:color w:val="000000"/>
+          <w:sz w:val="24"/>
+        </w:rPr>
+        <w:t>преблагословенну,</w:t>
+      </w:r>
+      <w:r>
+        <w:rPr>
+          <w:rFonts w:ascii="Times New Roman" w:hAnsi="Times New Roman"/>
+          <w:color w:val="000000"/>
+          <w:sz w:val="24"/>
+        </w:rPr>
+        <w:t xml:space="preserve"> </w:t>
+      </w:r>
+      <w:r>
+        <w:rPr>
+          <w:rFonts w:ascii="Times New Roman" w:hAnsi="Times New Roman"/>
+          <w:color w:val="000000"/>
+          <w:sz w:val="24"/>
+        </w:rPr>
+        <w:t>славну</w:t>
+      </w:r>
+      <w:r>
+        <w:rPr>
+          <w:rFonts w:ascii="Times New Roman" w:hAnsi="Times New Roman"/>
+          <w:color w:val="000000"/>
+          <w:sz w:val="24"/>
+        </w:rPr>
+        <w:t xml:space="preserve"> </w:t>
+      </w:r>
+      <w:r>
+        <w:rPr>
+          <w:rFonts w:ascii="Times New Roman" w:hAnsi="Times New Roman"/>
+          <w:color w:val="000000"/>
+          <w:sz w:val="24"/>
+        </w:rPr>
+        <w:t>Владичицю</w:t>
+      </w:r>
+      <w:r>
+        <w:rPr>
+          <w:rFonts w:ascii="Times New Roman" w:hAnsi="Times New Roman"/>
+          <w:color w:val="000000"/>
+          <w:sz w:val="24"/>
+        </w:rPr>
+        <w:t xml:space="preserve"> </w:t>
+      </w:r>
+      <w:r>
+        <w:rPr>
+          <w:rFonts w:ascii="Times New Roman" w:hAnsi="Times New Roman"/>
+          <w:color w:val="000000"/>
+          <w:sz w:val="24"/>
+        </w:rPr>
+        <w:t>нашу</w:t>
+      </w:r>
+      <w:r>
+        <w:rPr>
+          <w:rFonts w:ascii="Times New Roman" w:hAnsi="Times New Roman"/>
+          <w:color w:val="000000"/>
+          <w:sz w:val="24"/>
+        </w:rPr>
+        <w:t xml:space="preserve"> </w:t>
+      </w:r>
+      <w:r>
+        <w:rPr>
+          <w:rFonts w:ascii="Times New Roman" w:hAnsi="Times New Roman"/>
+          <w:color w:val="000000"/>
+          <w:sz w:val="24"/>
+        </w:rPr>
+        <w:t>Богородицю</w:t>
+      </w:r>
+      <w:r>
+        <w:rPr>
+          <w:rFonts w:ascii="Times New Roman" w:hAnsi="Times New Roman"/>
+          <w:color w:val="000000"/>
+          <w:sz w:val="24"/>
+        </w:rPr>
+        <w:t xml:space="preserve"> </w:t>
+      </w:r>
+      <w:r>
+        <w:rPr>
+          <w:rFonts w:ascii="Times New Roman" w:hAnsi="Times New Roman"/>
+          <w:color w:val="000000"/>
+          <w:sz w:val="24"/>
+        </w:rPr>
+        <w:t>і</w:t>
+      </w:r>
+      <w:r>
+        <w:rPr>
+          <w:rFonts w:ascii="Times New Roman" w:hAnsi="Times New Roman"/>
+          <w:color w:val="000000"/>
+          <w:sz w:val="24"/>
+        </w:rPr>
+        <w:t xml:space="preserve"> </w:t>
+      </w:r>
+      <w:r>
+        <w:rPr>
+          <w:rFonts w:ascii="Times New Roman" w:hAnsi="Times New Roman"/>
+          <w:color w:val="000000"/>
+          <w:sz w:val="24"/>
+        </w:rPr>
+        <w:t>приснодіву</w:t>
+      </w:r>
+      <w:r>
+        <w:rPr>
+          <w:rFonts w:ascii="Times New Roman" w:hAnsi="Times New Roman"/>
+          <w:color w:val="000000"/>
+          <w:sz w:val="24"/>
+        </w:rPr>
+        <w:t xml:space="preserve"> </w:t>
+      </w:r>
+      <w:r>
+        <w:rPr>
+          <w:rFonts w:ascii="Times New Roman" w:hAnsi="Times New Roman"/>
+          <w:color w:val="000000"/>
+          <w:sz w:val="24"/>
+        </w:rPr>
+        <w:t>Марію,</w:t>
+      </w:r>
+      <w:r>
+        <w:rPr>
+          <w:rFonts w:ascii="Times New Roman" w:hAnsi="Times New Roman"/>
+          <w:color w:val="000000"/>
+          <w:sz w:val="24"/>
+        </w:rPr>
+        <w:t xml:space="preserve"> </w:t>
+      </w:r>
+      <w:r>
+        <w:rPr>
+          <w:rFonts w:ascii="Times New Roman" w:hAnsi="Times New Roman"/>
+          <w:color w:val="000000"/>
+          <w:sz w:val="24"/>
+        </w:rPr>
+        <w:t>з</w:t>
+      </w:r>
+      <w:r>
+        <w:rPr>
+          <w:rFonts w:ascii="Times New Roman" w:hAnsi="Times New Roman"/>
+          <w:color w:val="000000"/>
+          <w:sz w:val="24"/>
+        </w:rPr>
+        <w:t xml:space="preserve"> </w:t>
+      </w:r>
+      <w:r>
+        <w:rPr>
+          <w:rFonts w:ascii="Times New Roman" w:hAnsi="Times New Roman"/>
+          <w:color w:val="000000"/>
+          <w:sz w:val="24"/>
+        </w:rPr>
+        <w:t>усіма</w:t>
+      </w:r>
+      <w:r>
+        <w:rPr>
+          <w:rFonts w:ascii="Times New Roman" w:hAnsi="Times New Roman"/>
+          <w:color w:val="000000"/>
+          <w:sz w:val="24"/>
+        </w:rPr>
+        <w:t xml:space="preserve"> </w:t>
+      </w:r>
+      <w:r>
+        <w:rPr>
+          <w:rFonts w:ascii="Times New Roman" w:hAnsi="Times New Roman"/>
+          <w:color w:val="000000"/>
+          <w:sz w:val="24"/>
+        </w:rPr>
+        <w:t>святими</w:t>
+      </w:r>
+      <w:r>
+        <w:rPr>
+          <w:rFonts w:ascii="Times New Roman" w:hAnsi="Times New Roman"/>
+          <w:color w:val="000000"/>
+          <w:sz w:val="24"/>
+        </w:rPr>
+        <w:t xml:space="preserve"> </w:t>
+      </w:r>
+      <w:r>
+        <w:rPr>
+          <w:rFonts w:ascii="Times New Roman" w:hAnsi="Times New Roman"/>
+          <w:color w:val="000000"/>
+          <w:sz w:val="24"/>
+        </w:rPr>
+        <w:t>пом’янувши,</w:t>
+      </w:r>
+      <w:r>
+        <w:rPr>
+          <w:rFonts w:ascii="Times New Roman" w:hAnsi="Times New Roman"/>
+          <w:color w:val="000000"/>
+          <w:sz w:val="24"/>
+        </w:rPr>
+        <w:t xml:space="preserve"> </w:t>
+      </w:r>
+      <w:r>
+        <w:rPr>
+          <w:rFonts w:ascii="Times New Roman" w:hAnsi="Times New Roman"/>
+          <w:color w:val="000000"/>
+          <w:sz w:val="24"/>
+        </w:rPr>
+        <w:t>самих</w:t>
+      </w:r>
+      <w:r>
+        <w:rPr>
+          <w:rFonts w:ascii="Times New Roman" w:hAnsi="Times New Roman"/>
+          <w:color w:val="000000"/>
+          <w:sz w:val="24"/>
+        </w:rPr>
+        <w:t xml:space="preserve"> </w:t>
+      </w:r>
+      <w:r>
+        <w:rPr>
+          <w:rFonts w:ascii="Times New Roman" w:hAnsi="Times New Roman"/>
+          <w:color w:val="000000"/>
+          <w:sz w:val="24"/>
+        </w:rPr>
+        <w:t>себе,</w:t>
+      </w:r>
+      <w:r>
+        <w:rPr>
+          <w:rFonts w:ascii="Times New Roman" w:hAnsi="Times New Roman"/>
+          <w:color w:val="000000"/>
+          <w:sz w:val="24"/>
+        </w:rPr>
+        <w:t xml:space="preserve"> </w:t>
+      </w:r>
+      <w:r>
+        <w:rPr>
+          <w:rFonts w:ascii="Times New Roman" w:hAnsi="Times New Roman"/>
+          <w:color w:val="000000"/>
+          <w:sz w:val="24"/>
+        </w:rPr>
+        <w:t>і</w:t>
+      </w:r>
+      <w:r>
+        <w:rPr>
+          <w:rFonts w:ascii="Times New Roman" w:hAnsi="Times New Roman"/>
+          <w:color w:val="000000"/>
+          <w:sz w:val="24"/>
+        </w:rPr>
+        <w:t xml:space="preserve"> </w:t>
+      </w:r>
+      <w:r>
+        <w:rPr>
+          <w:rFonts w:ascii="Times New Roman" w:hAnsi="Times New Roman"/>
+          <w:color w:val="000000"/>
+          <w:sz w:val="24"/>
+        </w:rPr>
+        <w:t>один</w:t>
+      </w:r>
+      <w:r>
+        <w:rPr>
+          <w:rFonts w:ascii="Times New Roman" w:hAnsi="Times New Roman"/>
+          <w:color w:val="000000"/>
+          <w:sz w:val="24"/>
+        </w:rPr>
+        <w:t xml:space="preserve"> </w:t>
+      </w:r>
+      <w:r>
+        <w:rPr>
+          <w:rFonts w:ascii="Times New Roman" w:hAnsi="Times New Roman"/>
+          <w:color w:val="000000"/>
+          <w:sz w:val="24"/>
+        </w:rPr>
+        <w:t>одного,</w:t>
+      </w:r>
+      <w:r>
+        <w:rPr>
+          <w:rFonts w:ascii="Times New Roman" w:hAnsi="Times New Roman"/>
+          <w:color w:val="000000"/>
+          <w:sz w:val="24"/>
+        </w:rPr>
+        <w:t xml:space="preserve"> </w:t>
+      </w:r>
+      <w:r>
+        <w:rPr>
+          <w:rFonts w:ascii="Times New Roman" w:hAnsi="Times New Roman"/>
+          <w:color w:val="000000"/>
+          <w:sz w:val="24"/>
+        </w:rPr>
+        <w:t>і</w:t>
+      </w:r>
+      <w:r>
+        <w:rPr>
+          <w:rFonts w:ascii="Times New Roman" w:hAnsi="Times New Roman"/>
+          <w:color w:val="000000"/>
+          <w:sz w:val="24"/>
+        </w:rPr>
+        <w:t xml:space="preserve"> </w:t>
+      </w:r>
+      <w:r>
+        <w:rPr>
+          <w:rFonts w:ascii="Times New Roman" w:hAnsi="Times New Roman"/>
+          <w:color w:val="000000"/>
+          <w:sz w:val="24"/>
+        </w:rPr>
+        <w:t>все</w:t>
+      </w:r>
+      <w:r>
+        <w:rPr>
+          <w:rFonts w:ascii="Times New Roman" w:hAnsi="Times New Roman"/>
+          <w:color w:val="000000"/>
+          <w:sz w:val="24"/>
+        </w:rPr>
+        <w:t xml:space="preserve"> </w:t>
+      </w:r>
+      <w:r>
+        <w:rPr>
+          <w:rFonts w:ascii="Times New Roman" w:hAnsi="Times New Roman"/>
+          <w:color w:val="000000"/>
+          <w:sz w:val="24"/>
+        </w:rPr>
+        <w:t>життя</w:t>
+      </w:r>
+      <w:r>
+        <w:rPr>
+          <w:rFonts w:ascii="Times New Roman" w:hAnsi="Times New Roman"/>
+          <w:color w:val="000000"/>
+          <w:sz w:val="24"/>
+        </w:rPr>
+        <w:t xml:space="preserve"> </w:t>
+      </w:r>
+      <w:r>
+        <w:rPr>
+          <w:rFonts w:ascii="Times New Roman" w:hAnsi="Times New Roman"/>
+          <w:color w:val="000000"/>
+          <w:sz w:val="24"/>
+        </w:rPr>
+        <w:t>наше</w:t>
+      </w:r>
+      <w:r>
+        <w:rPr>
+          <w:rFonts w:ascii="Times New Roman" w:hAnsi="Times New Roman"/>
+          <w:color w:val="000000"/>
+          <w:sz w:val="24"/>
+        </w:rPr>
+        <w:t xml:space="preserve"> </w:t>
+      </w:r>
+      <w:r>
+        <w:rPr>
+          <w:rFonts w:ascii="Times New Roman" w:hAnsi="Times New Roman"/>
+          <w:color w:val="000000"/>
+          <w:sz w:val="24"/>
+        </w:rPr>
+        <w:t>Христу</w:t>
+      </w:r>
+      <w:r>
+        <w:rPr>
+          <w:rFonts w:ascii="Times New Roman" w:hAnsi="Times New Roman"/>
+          <w:color w:val="000000"/>
+          <w:sz w:val="24"/>
+        </w:rPr>
+        <w:t xml:space="preserve"> </w:t>
+      </w:r>
+      <w:r>
+        <w:rPr>
+          <w:rFonts w:ascii="Times New Roman" w:hAnsi="Times New Roman"/>
+          <w:color w:val="000000"/>
+          <w:sz w:val="24"/>
+        </w:rPr>
+        <w:t>Богові</w:t>
+      </w:r>
+      <w:r>
+        <w:rPr>
+          <w:rFonts w:ascii="Times New Roman" w:hAnsi="Times New Roman"/>
+          <w:color w:val="000000"/>
+          <w:sz w:val="24"/>
+        </w:rPr>
+        <w:t xml:space="preserve"> </w:t>
+      </w:r>
+      <w:r>
+        <w:rPr>
+          <w:rFonts w:ascii="Times New Roman" w:hAnsi="Times New Roman"/>
+          <w:color w:val="000000"/>
+          <w:sz w:val="24"/>
+        </w:rPr>
+        <w:t>віддаймо.</w:t>
+      </w:r>
+    </w:p>
+    <w:p>
+      <w:pPr>
+        <w:spacing w:after="120"/>
+      </w:pPr>
+      <w:r>
+        <w:rPr>
+          <w:rFonts w:ascii="Times New Roman" w:hAnsi="Times New Roman"/>
+          <w:i/>
+          <w:color w:val="FF4400"/>
+          <w:sz w:val="24"/>
+        </w:rPr>
+        <w:t>Вірні:</w:t>
+      </w:r>
+      <w:r>
+        <w:rPr>
+          <w:rFonts w:ascii="Times New Roman" w:hAnsi="Times New Roman"/>
+          <w:color w:val="000000"/>
+          <w:sz w:val="24"/>
+        </w:rPr>
+        <w:t xml:space="preserve"> </w:t>
+      </w:r>
+      <w:r>
+        <w:rPr>
+          <w:rFonts w:ascii="Times New Roman" w:hAnsi="Times New Roman"/>
+          <w:color w:val="000000"/>
+          <w:sz w:val="24"/>
+        </w:rPr>
+        <w:t>Тобі́,</w:t>
+      </w:r>
+      <w:r>
+        <w:rPr>
+          <w:rFonts w:ascii="Times New Roman" w:hAnsi="Times New Roman"/>
+          <w:color w:val="000000"/>
+          <w:sz w:val="24"/>
+        </w:rPr>
+        <w:t xml:space="preserve"> </w:t>
+      </w:r>
+      <w:r>
+        <w:rPr>
+          <w:rFonts w:ascii="Times New Roman" w:hAnsi="Times New Roman"/>
+          <w:color w:val="000000"/>
+          <w:sz w:val="24"/>
+        </w:rPr>
+        <w:t>Го́споди.</w:t>
+      </w:r>
+    </w:p>
+    <w:p>
+      <w:pPr>
+        <w:spacing w:after="120"/>
+        <w:jc w:val="both"/>
+      </w:pPr>
+      <w:r>
+        <w:rPr>
+          <w:rFonts w:ascii="Times New Roman" w:hAnsi="Times New Roman"/>
+          <w:sz w:val="24"/>
+          <w:u w:val="single"/>
+        </w:rPr>
+        <w:t>[</w:t>
+      </w:r>
+      <w:r>
+        <w:rPr>
+          <w:rFonts w:ascii="Times New Roman" w:hAnsi="Times New Roman"/>
+          <w:sz w:val="24"/>
+          <w:u w:val="single"/>
+        </w:rPr>
+        <w:t xml:space="preserve">Благодаримо Тебе, Господи, Боже спасіння нашого, бо Ти все робиш для добра життя нашого, щоб ми завжди на Тебе споглядали, Спасителю й Доброчинцю душ наших. Бо Ти дав спокій нам у час минулої ночі й підвів нас, щоб ми поклонялися величному імені Твоєму. Тому молимо Тебе, Господи: Дай нам ласку й силу, щоб ми стали гідними співати </w:t>
+      </w:r>
+      <w:r>
+        <w:rPr>
+          <w:rFonts w:ascii="Times New Roman" w:hAnsi="Times New Roman"/>
+          <w:sz w:val="24"/>
+          <w:u w:val="single"/>
+        </w:rPr>
+        <w:t>Тобі розумно й молитися безупинно та в страсі і тремтінні над нашим спасінням працювали, при заступництві Христа Твого. Пом'яни, Господи, і тих, що вночі до Тебе кличуть. Вислухай їх і помилуй, і круши під ноги їх невидимих і войовничих ворогів</w:t>
+      </w:r>
+      <w:r>
+        <w:rPr>
+          <w:rFonts w:ascii="Times New Roman" w:hAnsi="Times New Roman"/>
+          <w:sz w:val="24"/>
+          <w:u w:val="single"/>
+        </w:rPr>
+        <w:t>.]</w:t>
+      </w:r>
+    </w:p>
+    <w:p>
+      <w:pPr>
+        <w:spacing w:after="120"/>
+        <w:jc w:val="both"/>
       </w:pPr>
       <w:r>
         <w:rPr>
@@ -10833,36 +12621,8 @@
           <w:color w:val="FF0000"/>
           <w:sz w:val="24"/>
         </w:rPr>
-        <w:t>Вірні:</w:t>
-      </w:r>
-      <w:r>
-        <w:rPr>
-          <w:rFonts w:ascii="Times New Roman" w:hAnsi="Times New Roman"/>
-          <w:color w:val="000000"/>
-          <w:sz w:val="24"/>
-        </w:rPr>
-        <w:t xml:space="preserve"> Господи, помилуй.</w:t>
-      </w:r>
-    </w:p>
-    <w:p>
-      <w:pPr>
-        <w:pStyle w:val="a"/>
-        <w:spacing w:after="120"/>
-      </w:pPr>
-      <w:r>
-        <w:rPr>
-          <w:rFonts w:ascii="Times New Roman" w:hAnsi="Times New Roman"/>
-          <w:color w:val="000000"/>
-          <w:sz w:val="24"/>
-        </w:rPr>
-        <w:t>Заступи, спаси, помилуй і охорони нас, Боже, твоєю благодаттю.</w:t>
-      </w:r>
-    </w:p>
-    <w:p>
-      <w:pPr>
-        <w:pStyle w:val="a"/>
-        <w:spacing w:after="120"/>
-      </w:pPr>
+        <w:t>Священник:</w:t>
+      </w:r>
       <w:r>
         <w:rPr>
           <w:rFonts w:ascii="Times New Roman" w:hAnsi="Times New Roman"/>
@@ -10870,105 +12630,408 @@
           <w:color w:val="FF0000"/>
           <w:sz w:val="24"/>
         </w:rPr>
-        <w:t>Вірні:</w:t>
-      </w:r>
-      <w:r>
-        <w:rPr>
-          <w:rFonts w:ascii="Times New Roman" w:hAnsi="Times New Roman"/>
-          <w:color w:val="000000"/>
-          <w:sz w:val="24"/>
-        </w:rPr>
-        <w:t xml:space="preserve"> Господи, помилуй.</w:t>
-      </w:r>
-    </w:p>
-    <w:p>
-      <w:pPr>
-        <w:pStyle w:val="a"/>
-        <w:spacing w:after="120"/>
-      </w:pPr>
-      <w:r>
-        <w:rPr>
-          <w:rFonts w:ascii="Times New Roman" w:hAnsi="Times New Roman"/>
-          <w:color w:val="000000"/>
-          <w:sz w:val="24"/>
-        </w:rPr>
-        <w:t>Пресвяту, пречисту, преблагословенну, славну Владичицю нашу Богородицю і приснодіву Марію, з усіма святими пом'янувши, самі себе, і один одного, і все життя наше Христу Богові віддаймо.</w:t>
-      </w:r>
-    </w:p>
-    <w:p>
-      <w:pPr>
-        <w:pStyle w:val="a"/>
-        <w:spacing w:after="120"/>
-      </w:pPr>
-      <w:r>
-        <w:rPr>
-          <w:rFonts w:ascii="Times New Roman" w:hAnsi="Times New Roman"/>
-          <w:i/>
-          <w:color w:val="FF0000"/>
-          <w:sz w:val="24"/>
-        </w:rPr>
-        <w:t>Вірні:</w:t>
-      </w:r>
-      <w:r>
-        <w:rPr>
-          <w:rFonts w:ascii="Times New Roman" w:hAnsi="Times New Roman"/>
-          <w:color w:val="000000"/>
-          <w:sz w:val="24"/>
-        </w:rPr>
-        <w:t xml:space="preserve"> Тобі, Господи.</w:t>
-      </w:r>
-    </w:p>
-    <w:p>
-      <w:pPr>
-        <w:pStyle w:val="a"/>
-        <w:spacing w:after="120"/>
-      </w:pPr>
-      <w:r>
-        <w:rPr>
-          <w:rFonts w:ascii="Times New Roman" w:hAnsi="Times New Roman"/>
-          <w:sz w:val="24"/>
-          <w:u w:val="single"/>
-        </w:rPr>
-        <w:t>[Дякуємо тобі, Господи, Боже спасіння нашого, бо ти все робиш для добра життя нашого, щоб ми завжди на тебе споглядали, Спасителю й Доброчинцю душ наших. Бо ти дав спокій нам у час минулої ночі й підвів нас, щоб ми поклонялися величному імені твоєму. Тому молимо тебе, Господи: Дай нам ласку й силу, щоб ми стали гідними співати тобі розумно й молитися безупинно та в страсі і тремтінні над нашим спасінням працювали, при заступництві Христа твого. Пом'яни, Господи, і тих, що вночі до тебе кличуть. Вислухай їх і помилуй, і круши під ноги їх невидимих і войовничих ворогів.]</w:t>
-      </w:r>
-    </w:p>
-    <w:p>
-      <w:pPr>
-        <w:pStyle w:val="a"/>
-        <w:spacing w:after="120"/>
-      </w:pPr>
-      <w:r>
-        <w:rPr>
-          <w:rFonts w:ascii="Times New Roman" w:hAnsi="Times New Roman"/>
-          <w:i/>
-          <w:color w:val="FF0000"/>
-          <w:sz w:val="24"/>
-        </w:rPr>
-        <w:t>Священик:</w:t>
-      </w:r>
-      <w:r>
-        <w:rPr>
-          <w:rFonts w:ascii="Times New Roman" w:hAnsi="Times New Roman"/>
-          <w:i/>
-          <w:color w:val="FF0000"/>
-          <w:sz w:val="24"/>
-        </w:rPr>
-        <w:t xml:space="preserve"> </w:t>
-      </w:r>
-      <w:r>
-        <w:rPr>
-          <w:rFonts w:ascii="Times New Roman" w:hAnsi="Times New Roman"/>
-          <w:color w:val="000000"/>
-          <w:sz w:val="24"/>
-        </w:rPr>
-        <w:t>Бо Ти цар миру і Спас душ наших і Тобі славу возсилаємо: Отцю, і Сину, і Святому Духові</w:t>
-      </w:r>
-      <w:r>
-        <w:rPr>
-          <w:rFonts w:ascii="Times New Roman" w:hAnsi="Times New Roman"/>
-          <w:sz w:val="24"/>
-        </w:rPr>
-        <w:t>, нині і повсякчас, і на віки віків.</w:t>
+        <w:t xml:space="preserve"> </w:t>
+      </w:r>
+      <w:r>
+        <w:rPr>
+          <w:rFonts w:ascii="Times New Roman" w:hAnsi="Times New Roman"/>
+          <w:color w:val="000000"/>
+          <w:sz w:val="24"/>
+        </w:rPr>
+        <w:t>Бо</w:t>
+      </w:r>
+      <w:r>
+        <w:rPr>
+          <w:rFonts w:ascii="Times New Roman" w:hAnsi="Times New Roman"/>
+          <w:color w:val="000000"/>
+          <w:sz w:val="24"/>
+        </w:rPr>
+        <w:t xml:space="preserve"> </w:t>
+      </w:r>
+      <w:r>
+        <w:rPr>
+          <w:rFonts w:ascii="Times New Roman" w:hAnsi="Times New Roman"/>
+          <w:color w:val="000000"/>
+          <w:sz w:val="24"/>
+        </w:rPr>
+        <w:t>Ти</w:t>
+      </w:r>
+      <w:r>
+        <w:rPr>
+          <w:rFonts w:ascii="Times New Roman" w:hAnsi="Times New Roman"/>
+          <w:color w:val="000000"/>
+          <w:sz w:val="24"/>
+        </w:rPr>
+        <w:t xml:space="preserve"> </w:t>
+      </w:r>
+      <w:r>
+        <w:rPr>
+          <w:rFonts w:ascii="Times New Roman" w:hAnsi="Times New Roman"/>
+          <w:color w:val="000000"/>
+          <w:sz w:val="24"/>
+        </w:rPr>
+        <w:t>цар</w:t>
+      </w:r>
+      <w:r>
+        <w:rPr>
+          <w:rFonts w:ascii="Times New Roman" w:hAnsi="Times New Roman"/>
+          <w:color w:val="000000"/>
+          <w:sz w:val="24"/>
+        </w:rPr>
+        <w:t xml:space="preserve"> </w:t>
+      </w:r>
+      <w:r>
+        <w:rPr>
+          <w:rFonts w:ascii="Times New Roman" w:hAnsi="Times New Roman"/>
+          <w:color w:val="000000"/>
+          <w:sz w:val="24"/>
+        </w:rPr>
+        <w:t>миру</w:t>
+      </w:r>
+      <w:r>
+        <w:rPr>
+          <w:rFonts w:ascii="Times New Roman" w:hAnsi="Times New Roman"/>
+          <w:color w:val="000000"/>
+          <w:sz w:val="24"/>
+        </w:rPr>
+        <w:t xml:space="preserve"> </w:t>
+      </w:r>
+      <w:r>
+        <w:rPr>
+          <w:rFonts w:ascii="Times New Roman" w:hAnsi="Times New Roman"/>
+          <w:color w:val="000000"/>
+          <w:sz w:val="24"/>
+        </w:rPr>
+        <w:t>і</w:t>
+      </w:r>
+      <w:r>
+        <w:rPr>
+          <w:rFonts w:ascii="Times New Roman" w:hAnsi="Times New Roman"/>
+          <w:color w:val="000000"/>
+          <w:sz w:val="24"/>
+        </w:rPr>
+        <w:t xml:space="preserve"> </w:t>
+      </w:r>
+      <w:r>
+        <w:rPr>
+          <w:rFonts w:ascii="Times New Roman" w:hAnsi="Times New Roman"/>
+          <w:color w:val="000000"/>
+          <w:sz w:val="24"/>
+        </w:rPr>
+        <w:t>Спас</w:t>
+      </w:r>
+      <w:r>
+        <w:rPr>
+          <w:rFonts w:ascii="Times New Roman" w:hAnsi="Times New Roman"/>
+          <w:color w:val="000000"/>
+          <w:sz w:val="24"/>
+        </w:rPr>
+        <w:t xml:space="preserve"> </w:t>
+      </w:r>
+      <w:r>
+        <w:rPr>
+          <w:rFonts w:ascii="Times New Roman" w:hAnsi="Times New Roman"/>
+          <w:color w:val="000000"/>
+          <w:sz w:val="24"/>
+        </w:rPr>
+        <w:t>душ</w:t>
+      </w:r>
+      <w:r>
+        <w:rPr>
+          <w:rFonts w:ascii="Times New Roman" w:hAnsi="Times New Roman"/>
+          <w:color w:val="000000"/>
+          <w:sz w:val="24"/>
+        </w:rPr>
+        <w:t xml:space="preserve"> </w:t>
+      </w:r>
+      <w:r>
+        <w:rPr>
+          <w:rFonts w:ascii="Times New Roman" w:hAnsi="Times New Roman"/>
+          <w:color w:val="000000"/>
+          <w:sz w:val="24"/>
+        </w:rPr>
+        <w:t>наших</w:t>
+      </w:r>
+      <w:r>
+        <w:rPr>
+          <w:rFonts w:ascii="Times New Roman" w:hAnsi="Times New Roman"/>
+          <w:color w:val="000000"/>
+          <w:sz w:val="24"/>
+        </w:rPr>
+        <w:t xml:space="preserve"> </w:t>
+      </w:r>
+      <w:r>
+        <w:rPr>
+          <w:rFonts w:ascii="Times New Roman" w:hAnsi="Times New Roman"/>
+          <w:color w:val="000000"/>
+          <w:sz w:val="24"/>
+        </w:rPr>
+        <w:t>–</w:t>
+      </w:r>
+      <w:r>
+        <w:rPr>
+          <w:rFonts w:ascii="Times New Roman" w:hAnsi="Times New Roman"/>
+          <w:color w:val="000000"/>
+          <w:sz w:val="24"/>
+        </w:rPr>
+        <w:t xml:space="preserve"> </w:t>
+      </w:r>
+      <w:r>
+        <w:rPr>
+          <w:rFonts w:ascii="Times New Roman" w:hAnsi="Times New Roman"/>
+          <w:color w:val="000000"/>
+          <w:sz w:val="24"/>
+        </w:rPr>
+        <w:t>і</w:t>
+      </w:r>
+      <w:r>
+        <w:rPr>
+          <w:rFonts w:ascii="Times New Roman" w:hAnsi="Times New Roman"/>
+          <w:color w:val="000000"/>
+          <w:sz w:val="24"/>
+        </w:rPr>
+        <w:t xml:space="preserve"> </w:t>
+      </w:r>
+      <w:r>
+        <w:rPr>
+          <w:rFonts w:ascii="Times New Roman" w:hAnsi="Times New Roman"/>
+          <w:color w:val="000000"/>
+          <w:sz w:val="24"/>
+        </w:rPr>
+        <w:t>Тобі</w:t>
+      </w:r>
+      <w:r>
+        <w:rPr>
+          <w:rFonts w:ascii="Times New Roman" w:hAnsi="Times New Roman"/>
+          <w:color w:val="000000"/>
+          <w:sz w:val="24"/>
+        </w:rPr>
+        <w:t xml:space="preserve"> </w:t>
+      </w:r>
+      <w:r>
+        <w:rPr>
+          <w:rFonts w:ascii="Times New Roman" w:hAnsi="Times New Roman"/>
+          <w:color w:val="000000"/>
+          <w:sz w:val="24"/>
+        </w:rPr>
+        <w:t>славу</w:t>
+      </w:r>
+      <w:r>
+        <w:rPr>
+          <w:rFonts w:ascii="Times New Roman" w:hAnsi="Times New Roman"/>
+          <w:color w:val="000000"/>
+          <w:sz w:val="24"/>
+        </w:rPr>
+        <w:t xml:space="preserve"> </w:t>
+      </w:r>
+      <w:r>
+        <w:rPr>
+          <w:rFonts w:ascii="Times New Roman" w:hAnsi="Times New Roman"/>
+          <w:color w:val="000000"/>
+          <w:sz w:val="24"/>
+        </w:rPr>
+        <w:t>возсилаємо,</w:t>
+      </w:r>
+      <w:r>
+        <w:rPr>
+          <w:rFonts w:ascii="Times New Roman" w:hAnsi="Times New Roman"/>
+          <w:color w:val="000000"/>
+          <w:sz w:val="24"/>
+        </w:rPr>
+        <w:t xml:space="preserve"> </w:t>
+      </w:r>
+      <w:r>
+        <w:rPr>
+          <w:rFonts w:ascii="Times New Roman" w:hAnsi="Times New Roman"/>
+          <w:color w:val="000000"/>
+          <w:sz w:val="24"/>
+        </w:rPr>
+        <w:t>Отцю,</w:t>
+      </w:r>
+      <w:r>
+        <w:rPr>
+          <w:rFonts w:ascii="Times New Roman" w:hAnsi="Times New Roman"/>
+          <w:color w:val="000000"/>
+          <w:sz w:val="24"/>
+        </w:rPr>
+        <w:t xml:space="preserve"> </w:t>
+      </w:r>
+      <w:r>
+        <w:rPr>
+          <w:rFonts w:ascii="Times New Roman" w:hAnsi="Times New Roman"/>
+          <w:color w:val="000000"/>
+          <w:sz w:val="24"/>
+        </w:rPr>
+        <w:t>і</w:t>
+      </w:r>
+      <w:r>
+        <w:rPr>
+          <w:rFonts w:ascii="Times New Roman" w:hAnsi="Times New Roman"/>
+          <w:color w:val="000000"/>
+          <w:sz w:val="24"/>
+        </w:rPr>
+        <w:t xml:space="preserve"> </w:t>
+      </w:r>
+      <w:r>
+        <w:rPr>
+          <w:rFonts w:ascii="Times New Roman" w:hAnsi="Times New Roman"/>
+          <w:color w:val="000000"/>
+          <w:sz w:val="24"/>
+        </w:rPr>
+        <w:t>Сину,</w:t>
+      </w:r>
+      <w:r>
+        <w:rPr>
+          <w:rFonts w:ascii="Times New Roman" w:hAnsi="Times New Roman"/>
+          <w:color w:val="000000"/>
+          <w:sz w:val="24"/>
+        </w:rPr>
+        <w:t xml:space="preserve"> </w:t>
+      </w:r>
+      <w:r>
+        <w:rPr>
+          <w:rFonts w:ascii="Times New Roman" w:hAnsi="Times New Roman"/>
+          <w:color w:val="000000"/>
+          <w:sz w:val="24"/>
+        </w:rPr>
+        <w:t>і</w:t>
+      </w:r>
+      <w:r>
+        <w:rPr>
+          <w:rFonts w:ascii="Times New Roman" w:hAnsi="Times New Roman"/>
+          <w:color w:val="000000"/>
+          <w:sz w:val="24"/>
+        </w:rPr>
+        <w:t xml:space="preserve"> </w:t>
+      </w:r>
+      <w:r>
+        <w:rPr>
+          <w:rFonts w:ascii="Times New Roman" w:hAnsi="Times New Roman"/>
+          <w:color w:val="000000"/>
+          <w:sz w:val="24"/>
+        </w:rPr>
+        <w:t>Святому</w:t>
+      </w:r>
+      <w:r>
+        <w:rPr>
+          <w:rFonts w:ascii="Times New Roman" w:hAnsi="Times New Roman"/>
+          <w:color w:val="000000"/>
+          <w:sz w:val="24"/>
+        </w:rPr>
+        <w:t xml:space="preserve"> </w:t>
+      </w:r>
+      <w:r>
+        <w:rPr>
+          <w:rFonts w:ascii="Times New Roman" w:hAnsi="Times New Roman"/>
+          <w:color w:val="000000"/>
+          <w:sz w:val="24"/>
+        </w:rPr>
+        <w:t>Духові</w:t>
+      </w:r>
+      <w:r>
+        <w:rPr>
+          <w:rFonts w:ascii="Times New Roman" w:hAnsi="Times New Roman"/>
+          <w:sz w:val="24"/>
+        </w:rPr>
+        <w:t>,</w:t>
+      </w:r>
+      <w:r>
+        <w:rPr>
+          <w:rFonts w:ascii="Times New Roman" w:hAnsi="Times New Roman"/>
+          <w:sz w:val="24"/>
+        </w:rPr>
+        <w:t xml:space="preserve"> </w:t>
+      </w:r>
+      <w:r>
+        <w:rPr>
+          <w:rFonts w:ascii="Times New Roman" w:hAnsi="Times New Roman"/>
+          <w:sz w:val="24"/>
+        </w:rPr>
+        <w:t>нині,</w:t>
+      </w:r>
+      <w:r>
+        <w:rPr>
+          <w:rFonts w:ascii="Times New Roman" w:hAnsi="Times New Roman"/>
+          <w:sz w:val="24"/>
+        </w:rPr>
+        <w:t xml:space="preserve"> </w:t>
+      </w:r>
+      <w:r>
+        <w:rPr>
+          <w:rFonts w:ascii="Times New Roman" w:hAnsi="Times New Roman"/>
+          <w:sz w:val="24"/>
+        </w:rPr>
+        <w:t>і</w:t>
+      </w:r>
+      <w:r>
+        <w:rPr>
+          <w:rFonts w:ascii="Times New Roman" w:hAnsi="Times New Roman"/>
+          <w:sz w:val="24"/>
+        </w:rPr>
+        <w:t xml:space="preserve"> </w:t>
+      </w:r>
+      <w:r>
+        <w:rPr>
+          <w:rFonts w:ascii="Times New Roman" w:hAnsi="Times New Roman"/>
+          <w:sz w:val="24"/>
+        </w:rPr>
+        <w:t>повсякчас,</w:t>
+      </w:r>
+      <w:r>
+        <w:rPr>
+          <w:rFonts w:ascii="Times New Roman" w:hAnsi="Times New Roman"/>
+          <w:sz w:val="24"/>
+        </w:rPr>
+        <w:t xml:space="preserve"> </w:t>
+      </w:r>
+      <w:r>
+        <w:rPr>
+          <w:rFonts w:ascii="Times New Roman" w:hAnsi="Times New Roman"/>
+          <w:sz w:val="24"/>
+        </w:rPr>
+        <w:t>і</w:t>
+      </w:r>
+      <w:r>
+        <w:rPr>
+          <w:rFonts w:ascii="Times New Roman" w:hAnsi="Times New Roman"/>
+          <w:sz w:val="24"/>
+        </w:rPr>
+        <w:t xml:space="preserve"> </w:t>
+      </w:r>
+      <w:r>
+        <w:rPr>
+          <w:rFonts w:ascii="Times New Roman" w:hAnsi="Times New Roman"/>
+          <w:sz w:val="24"/>
+        </w:rPr>
+        <w:t>на</w:t>
+      </w:r>
+      <w:r>
+        <w:rPr>
+          <w:rFonts w:ascii="Times New Roman" w:hAnsi="Times New Roman"/>
+          <w:sz w:val="24"/>
+        </w:rPr>
+        <w:t xml:space="preserve"> </w:t>
+      </w:r>
+      <w:r>
+        <w:rPr>
+          <w:rFonts w:ascii="Times New Roman" w:hAnsi="Times New Roman"/>
+          <w:sz w:val="24"/>
+        </w:rPr>
+        <w:t>віки</w:t>
+      </w:r>
+      <w:r>
+        <w:rPr>
+          <w:rFonts w:ascii="Times New Roman" w:hAnsi="Times New Roman"/>
+          <w:sz w:val="24"/>
+        </w:rPr>
+        <w:t xml:space="preserve"> </w:t>
+      </w:r>
+      <w:r>
+        <w:rPr>
+          <w:rFonts w:ascii="Times New Roman" w:hAnsi="Times New Roman"/>
+          <w:sz w:val="24"/>
+        </w:rPr>
+        <w:t>віків.</w:t>
       </w:r>
     </w:p>
     <w:p>
@@ -11338,7 +13401,7 @@
           <w:color w:val="000000"/>
           <w:sz w:val="24"/>
         </w:rPr>
-        <w:t>Відмивши всю скверну рабів Твоїх померлих росою Твого чоловіколюбства, сподоби їх оспівувати Тебе піснями: благословляйте, всі діла Господні, Господа і прославляйте Його по всі віки.</w:t>
+        <w:t>Відмивши всю скверну рабів Твоїх померлих росою Твого людинолюбства, сподоби їх оспівувати Тебе піснями: благословляйте, всі діла Господні, Господа і прославляйте Його по всі віки.</w:t>
       </w:r>
     </w:p>
     <w:p>
@@ -11968,7 +14031,39 @@
           <w:sz w:val="24"/>
           <w:u w:val="single"/>
         </w:rPr>
-        <w:t>[Боже, Боже наш! Ти сотворив розумні й духовні сили своєю волею. Тебе просимо й Тобі молимося: Прийми наші посильні величання з усіма Твоїми творіннями і збагати щедрими даруваннями Твоєї ласки. Бо перед Тобою згинається всяке коліно: на небі, на землі й під землею, і все, що живе, і все створіння оспівує неосяжну Твою славу, бо Ти Бог правдивий і вельми милостивий.]</w:t>
+        <w:t>[</w:t>
+      </w:r>
+      <w:r>
+        <w:rPr>
+          <w:rFonts w:ascii="Times New Roman" w:hAnsi="Times New Roman"/>
+          <w:sz w:val="24"/>
+          <w:u w:val="single"/>
+        </w:rPr>
+        <w:t xml:space="preserve">Боже, Боже наш! Ти сотворив розумні й духовні сили </w:t>
+      </w:r>
+      <w:r>
+        <w:rPr>
+          <w:rFonts w:ascii="Times New Roman" w:hAnsi="Times New Roman"/>
+          <w:sz w:val="24"/>
+          <w:u w:val="single"/>
+        </w:rPr>
+        <w:t>С</w:t>
+      </w:r>
+      <w:r>
+        <w:rPr>
+          <w:rFonts w:ascii="Times New Roman" w:hAnsi="Times New Roman"/>
+          <w:sz w:val="24"/>
+          <w:u w:val="single"/>
+        </w:rPr>
+        <w:t>воєю волею. Тебе просимо й Тобі молимося: Прийми наші посильні величання з усіма Твоїми творіннями і збагати щедрими даруваннями Твоєї ласки. Бо перед Тобою згинається всяке коліно: на небі, на землі й під землею, і все, що живе, і все створіння оспівує неосяжну Твою славу, бо Ти Бог правдивий і вельми милостивий</w:t>
+      </w:r>
+      <w:r>
+        <w:rPr>
+          <w:rFonts w:ascii="Times New Roman" w:hAnsi="Times New Roman"/>
+          <w:sz w:val="24"/>
+          <w:u w:val="single"/>
+        </w:rPr>
+        <w:t>.]</w:t>
       </w:r>
     </w:p>
     <w:p>

--- a/flow/20230914_vu_template/drafts/2025-01-g/18-СБ-Атанасія і Кирила.docx
+++ b/flow/20230914_vu_template/drafts/2025-01-g/18-СБ-Атанасія і Кирила.docx
@@ -78,19 +78,17 @@
       </w:pPr>
       <w:r>
         <w:rPr>
-          <w:rFonts w:ascii="Times New Roman" w:eastAsia="Times New Roman" w:hAnsi="Times New Roman" w:cs="Times New Roman"/>
+          <w:rFonts w:ascii="Times New Roman" w:hAnsi="Times New Roman"/>
           <w:i/>
           <w:color w:val="FF0000"/>
           <w:sz w:val="24"/>
-          <w:szCs w:val="24"/>
         </w:rPr>
         <w:t>Священник:</w:t>
       </w:r>
       <w:r>
         <w:rPr>
-          <w:rFonts w:ascii="Times New Roman" w:eastAsia="Times New Roman" w:hAnsi="Times New Roman" w:cs="Times New Roman"/>
-          <w:sz w:val="24"/>
-          <w:szCs w:val="24"/>
+          <w:rFonts w:ascii="Times New Roman" w:hAnsi="Times New Roman"/>
+          <w:sz w:val="24"/>
         </w:rPr>
         <w:t xml:space="preserve"> Благословенний Бог наш завжди, нині і повсякчас, і на віки віків.</w:t>
       </w:r>
@@ -311,29 +309,19 @@
       </w:pPr>
       <w:r>
         <w:rPr>
-          <w:rFonts w:ascii="Times New Roman" w:eastAsia="Times New Roman" w:hAnsi="Times New Roman" w:cs="Times New Roman"/>
+          <w:rFonts w:ascii="Times New Roman" w:hAnsi="Times New Roman"/>
           <w:i/>
           <w:color w:val="FF0000"/>
           <w:sz w:val="24"/>
-          <w:szCs w:val="24"/>
         </w:rPr>
         <w:t>Священник:</w:t>
       </w:r>
       <w:r>
         <w:rPr>
-          <w:rFonts w:ascii="Times New Roman" w:eastAsia="Times New Roman" w:hAnsi="Times New Roman" w:cs="Times New Roman"/>
-          <w:sz w:val="24"/>
-          <w:szCs w:val="24"/>
-        </w:rPr>
-        <w:t xml:space="preserve"> Бо Твоє є царство, і</w:t>
-      </w:r>
-      <w:r>
-        <w:rPr>
-          <w:rFonts w:ascii="Times New Roman" w:eastAsia="Times New Roman" w:hAnsi="Times New Roman" w:cs="Times New Roman"/>
-          <w:sz w:val="24"/>
-          <w:szCs w:val="24"/>
-        </w:rPr>
-        <w:t xml:space="preserve"> сила, і слава, Отця, і Сина, і Святого Духа, нині, і повсякчас, і на віки віків.</w:t>
+          <w:rFonts w:ascii="Times New Roman" w:hAnsi="Times New Roman"/>
+          <w:sz w:val="24"/>
+        </w:rPr>
+        <w:t xml:space="preserve"> Бо Твоє є царство, і сила, і слава, Отця, і Сина, і Святого Духа, нині, і повсякчас, і на віки віків.</w:t>
       </w:r>
     </w:p>
     <w:p>
@@ -2388,19 +2376,17 @@
       </w:pPr>
       <w:r>
         <w:rPr>
-          <w:rFonts w:ascii="Times New Roman" w:eastAsia="Times New Roman" w:hAnsi="Times New Roman" w:cs="Times New Roman"/>
+          <w:rFonts w:ascii="Times New Roman" w:hAnsi="Times New Roman"/>
           <w:i/>
           <w:color w:val="FF0000"/>
           <w:sz w:val="24"/>
-          <w:szCs w:val="24"/>
         </w:rPr>
         <w:t>Священник:</w:t>
       </w:r>
       <w:r>
         <w:rPr>
-          <w:rFonts w:ascii="Times New Roman" w:eastAsia="Times New Roman" w:hAnsi="Times New Roman" w:cs="Times New Roman"/>
-          <w:sz w:val="24"/>
-          <w:szCs w:val="24"/>
+          <w:rFonts w:ascii="Times New Roman" w:hAnsi="Times New Roman"/>
+          <w:sz w:val="24"/>
         </w:rPr>
         <w:t xml:space="preserve"> Бо Тобі належить усяка слава, честь і поклоніння, Отцю, і Сину, і Святому Духові, нині, і повсякчас, і на віки віків.</w:t>
       </w:r>
@@ -3686,19 +3672,17 @@
       </w:pPr>
       <w:r>
         <w:rPr>
-          <w:rFonts w:ascii="Times New Roman" w:eastAsia="Times New Roman" w:hAnsi="Times New Roman" w:cs="Times New Roman"/>
+          <w:rFonts w:ascii="Times New Roman" w:hAnsi="Times New Roman"/>
           <w:i/>
           <w:color w:val="FF0000"/>
           <w:sz w:val="24"/>
-          <w:szCs w:val="24"/>
         </w:rPr>
         <w:t>Священник:</w:t>
       </w:r>
       <w:r>
         <w:rPr>
-          <w:rFonts w:ascii="Times New Roman" w:eastAsia="Times New Roman" w:hAnsi="Times New Roman" w:cs="Times New Roman"/>
-          <w:sz w:val="24"/>
-          <w:szCs w:val="24"/>
+          <w:rFonts w:ascii="Times New Roman" w:hAnsi="Times New Roman"/>
+          <w:sz w:val="24"/>
         </w:rPr>
         <w:t xml:space="preserve"> Мир всім.</w:t>
       </w:r>
@@ -4536,14 +4520,29 @@
       </w:pPr>
       <w:r>
         <w:rPr>
-          <w:rFonts w:ascii="Times New Roman" w:eastAsia="Times New Roman" w:hAnsi="Times New Roman" w:cs="Times New Roman"/>
+          <w:rFonts w:ascii="Times New Roman" w:hAnsi="Times New Roman"/>
           <w:i/>
           <w:color w:val="FF0000"/>
           <w:sz w:val="24"/>
-          <w:szCs w:val="24"/>
-        </w:rPr>
-        <w:t>Свящ</w:t>
-      </w:r>
+        </w:rPr>
+        <w:t>Священник:</w:t>
+      </w:r>
+      <w:r>
+        <w:rPr>
+          <w:rFonts w:ascii="Times New Roman" w:hAnsi="Times New Roman"/>
+          <w:sz w:val="24"/>
+        </w:rPr>
+        <w:t xml:space="preserve"> Бо Ти – Бог милости, ласк і людинолюбности, і Тобі славу возсилаємо, Отцю, і Сину, і Святому Духові, нині, і повсякчас, і на віки віків.</w:t>
+      </w:r>
+    </w:p>
+    <w:p>
+      <w:pPr>
+        <w:spacing w:after="120"/>
+        <w:jc w:val="both"/>
+        <w:rPr>
+          <w:rFonts w:ascii="Times New Roman" w:hAnsi="Times New Roman"/>
+        </w:rPr>
+      </w:pPr>
       <w:r>
         <w:rPr>
           <w:rFonts w:ascii="Times New Roman" w:eastAsia="Times New Roman" w:hAnsi="Times New Roman" w:cs="Times New Roman"/>
@@ -4552,76 +4551,47 @@
           <w:sz w:val="24"/>
           <w:szCs w:val="24"/>
         </w:rPr>
-        <w:t>енник:</w:t>
-      </w:r>
-      <w:r>
-        <w:rPr>
-          <w:rFonts w:ascii="Times New Roman" w:eastAsia="Times New Roman" w:hAnsi="Times New Roman" w:cs="Times New Roman"/>
-          <w:sz w:val="24"/>
-          <w:szCs w:val="24"/>
-        </w:rPr>
-        <w:t xml:space="preserve"> Бо Ти – Бог милости, ласк і людинолюбности, і Тобі славу возсилаємо, Отцю, і Сину, і Святому Духові, нині, і повсякчас, і на віки віків.</w:t>
-      </w:r>
-    </w:p>
-    <w:p>
-      <w:pPr>
-        <w:spacing w:after="120"/>
-        <w:jc w:val="both"/>
-        <w:rPr>
-          <w:rFonts w:ascii="Times New Roman" w:hAnsi="Times New Roman"/>
-        </w:rPr>
-      </w:pPr>
-      <w:r>
-        <w:rPr>
-          <w:rFonts w:ascii="Times New Roman" w:eastAsia="Times New Roman" w:hAnsi="Times New Roman" w:cs="Times New Roman"/>
-          <w:i/>
+        <w:t>Вірні:</w:t>
+      </w:r>
+      <w:r>
+        <w:rPr>
+          <w:rFonts w:ascii="Times New Roman" w:eastAsia="Times New Roman" w:hAnsi="Times New Roman" w:cs="Times New Roman"/>
           <w:color w:val="FF0000"/>
           <w:sz w:val="24"/>
           <w:szCs w:val="24"/>
         </w:rPr>
-        <w:t>Вірні:</w:t>
-      </w:r>
-      <w:r>
-        <w:rPr>
-          <w:rFonts w:ascii="Times New Roman" w:eastAsia="Times New Roman" w:hAnsi="Times New Roman" w:cs="Times New Roman"/>
+        <w:t xml:space="preserve"> </w:t>
+      </w:r>
+      <w:r>
+        <w:rPr>
+          <w:rFonts w:ascii="Times New Roman" w:eastAsia="Times New Roman" w:hAnsi="Times New Roman" w:cs="Times New Roman"/>
+          <w:sz w:val="24"/>
+          <w:szCs w:val="24"/>
+        </w:rPr>
+        <w:t>Амінь.</w:t>
+      </w:r>
+    </w:p>
+    <w:p>
+      <w:pPr>
+        <w:spacing w:after="120"/>
+        <w:jc w:val="both"/>
+        <w:rPr>
+          <w:rFonts w:ascii="Times New Roman" w:hAnsi="Times New Roman"/>
+        </w:rPr>
+      </w:pPr>
+      <w:r>
+        <w:rPr>
+          <w:rFonts w:ascii="Times New Roman" w:hAnsi="Times New Roman"/>
+          <w:i/>
           <w:color w:val="FF0000"/>
           <w:sz w:val="24"/>
-          <w:szCs w:val="24"/>
-        </w:rPr>
-        <w:t xml:space="preserve"> </w:t>
-      </w:r>
-      <w:r>
-        <w:rPr>
-          <w:rFonts w:ascii="Times New Roman" w:eastAsia="Times New Roman" w:hAnsi="Times New Roman" w:cs="Times New Roman"/>
-          <w:sz w:val="24"/>
-          <w:szCs w:val="24"/>
-        </w:rPr>
-        <w:t>Амінь.</w:t>
-      </w:r>
-    </w:p>
-    <w:p>
-      <w:pPr>
-        <w:spacing w:after="120"/>
-        <w:jc w:val="both"/>
-        <w:rPr>
-          <w:rFonts w:ascii="Times New Roman" w:hAnsi="Times New Roman"/>
-        </w:rPr>
-      </w:pPr>
-      <w:r>
-        <w:rPr>
-          <w:rFonts w:ascii="Times New Roman" w:eastAsia="Times New Roman" w:hAnsi="Times New Roman" w:cs="Times New Roman"/>
-          <w:i/>
-          <w:color w:val="FF0000"/>
-          <w:sz w:val="24"/>
-          <w:szCs w:val="24"/>
         </w:rPr>
         <w:t>Священник:</w:t>
       </w:r>
       <w:r>
         <w:rPr>
-          <w:rFonts w:ascii="Times New Roman" w:eastAsia="Times New Roman" w:hAnsi="Times New Roman" w:cs="Times New Roman"/>
-          <w:sz w:val="24"/>
-          <w:szCs w:val="24"/>
+          <w:rFonts w:ascii="Times New Roman" w:hAnsi="Times New Roman"/>
+          <w:sz w:val="24"/>
         </w:rPr>
         <w:t xml:space="preserve"> Мир всім.</w:t>
       </w:r>
@@ -4768,29 +4738,17 @@
       </w:pPr>
       <w:r>
         <w:rPr>
-          <w:rFonts w:ascii="Times New Roman" w:eastAsia="Times New Roman" w:hAnsi="Times New Roman" w:cs="Times New Roman"/>
+          <w:rFonts w:ascii="Times New Roman" w:hAnsi="Times New Roman"/>
           <w:i/>
           <w:color w:val="FF0000"/>
           <w:sz w:val="24"/>
-          <w:szCs w:val="24"/>
-        </w:rPr>
-        <w:t>Св</w:t>
-      </w:r>
-      <w:r>
-        <w:rPr>
-          <w:rFonts w:ascii="Times New Roman" w:eastAsia="Times New Roman" w:hAnsi="Times New Roman" w:cs="Times New Roman"/>
-          <w:i/>
-          <w:color w:val="FF0000"/>
-          <w:sz w:val="24"/>
-          <w:szCs w:val="24"/>
-        </w:rPr>
-        <w:t>ященник:</w:t>
-      </w:r>
-      <w:r>
-        <w:rPr>
-          <w:rFonts w:ascii="Times New Roman" w:eastAsia="Times New Roman" w:hAnsi="Times New Roman" w:cs="Times New Roman"/>
-          <w:sz w:val="24"/>
-          <w:szCs w:val="24"/>
+        </w:rPr>
+        <w:t>Священник:</w:t>
+      </w:r>
+      <w:r>
+        <w:rPr>
+          <w:rFonts w:ascii="Times New Roman" w:hAnsi="Times New Roman"/>
+          <w:sz w:val="24"/>
         </w:rPr>
         <w:t xml:space="preserve"> Нехай буде влада царства Твого благословенна і дуже прославлена: Отця, і Сина, і Святого Духа, нині і повсякчас, і на віки віків.</w:t>
       </w:r>
@@ -5276,19 +5234,17 @@
       </w:pPr>
       <w:r>
         <w:rPr>
-          <w:rFonts w:ascii="Times New Roman" w:eastAsia="Times New Roman" w:hAnsi="Times New Roman" w:cs="Times New Roman"/>
+          <w:rFonts w:ascii="Times New Roman" w:hAnsi="Times New Roman"/>
           <w:i/>
           <w:color w:val="FF0000"/>
           <w:sz w:val="24"/>
-          <w:szCs w:val="24"/>
         </w:rPr>
         <w:t>Священник:</w:t>
       </w:r>
       <w:r>
         <w:rPr>
-          <w:rFonts w:ascii="Times New Roman" w:eastAsia="Times New Roman" w:hAnsi="Times New Roman" w:cs="Times New Roman"/>
-          <w:sz w:val="24"/>
-          <w:szCs w:val="24"/>
+          <w:rFonts w:ascii="Times New Roman" w:hAnsi="Times New Roman"/>
+          <w:sz w:val="24"/>
         </w:rPr>
         <w:t xml:space="preserve"> Бо Твоє є царство, і сила, і слава, Отця, і Сина, і Святого Духа, нині, і повсякчас, і на віки віків.</w:t>
       </w:r>
@@ -5868,19 +5824,17 @@
       </w:pPr>
       <w:r>
         <w:rPr>
-          <w:rFonts w:ascii="Times New Roman" w:eastAsia="Times New Roman" w:hAnsi="Times New Roman" w:cs="Times New Roman"/>
+          <w:rFonts w:ascii="Times New Roman" w:hAnsi="Times New Roman"/>
           <w:i/>
           <w:color w:val="FF0000"/>
           <w:sz w:val="24"/>
-          <w:szCs w:val="24"/>
         </w:rPr>
         <w:t>Священник:</w:t>
       </w:r>
       <w:r>
         <w:rPr>
-          <w:rFonts w:ascii="Times New Roman" w:eastAsia="Times New Roman" w:hAnsi="Times New Roman" w:cs="Times New Roman"/>
-          <w:sz w:val="24"/>
-          <w:szCs w:val="24"/>
+          <w:rFonts w:ascii="Times New Roman" w:hAnsi="Times New Roman"/>
+          <w:sz w:val="24"/>
         </w:rPr>
         <w:t xml:space="preserve"> Бо милостивий і людинолюбний Бог єси, і Тобі славу возсилаємо, Отцю, і Сину, і Святому Духові, нині, і повсякчас, і на віки віків.</w:t>
       </w:r>
@@ -5992,19 +5946,17 @@
       </w:pPr>
       <w:r>
         <w:rPr>
-          <w:rFonts w:ascii="Times New Roman" w:eastAsia="Times New Roman" w:hAnsi="Times New Roman" w:cs="Times New Roman"/>
+          <w:rFonts w:ascii="Times New Roman" w:hAnsi="Times New Roman"/>
           <w:i/>
           <w:color w:val="FF0000"/>
           <w:sz w:val="24"/>
-          <w:szCs w:val="24"/>
         </w:rPr>
         <w:t>Священник:</w:t>
       </w:r>
       <w:r>
         <w:rPr>
-          <w:rFonts w:ascii="Times New Roman" w:eastAsia="Times New Roman" w:hAnsi="Times New Roman" w:cs="Times New Roman"/>
-          <w:sz w:val="24"/>
-          <w:szCs w:val="24"/>
+          <w:rFonts w:ascii="Times New Roman" w:hAnsi="Times New Roman"/>
+          <w:sz w:val="24"/>
         </w:rPr>
         <w:t xml:space="preserve"> Благослове́нний Христо́с Бог наш, за́вжди, ни́ні, і повсякча́с, і на ві́ки вікі́в.</w:t>
       </w:r>
@@ -6053,19 +6005,17 @@
       </w:pPr>
       <w:r>
         <w:rPr>
-          <w:rFonts w:ascii="Times New Roman" w:eastAsia="Times New Roman" w:hAnsi="Times New Roman" w:cs="Times New Roman"/>
+          <w:rFonts w:ascii="Times New Roman" w:hAnsi="Times New Roman"/>
           <w:i/>
           <w:color w:val="FF0000"/>
           <w:sz w:val="24"/>
-          <w:szCs w:val="24"/>
         </w:rPr>
         <w:t>Священник:</w:t>
       </w:r>
       <w:r>
         <w:rPr>
-          <w:rFonts w:ascii="Times New Roman" w:eastAsia="Times New Roman" w:hAnsi="Times New Roman" w:cs="Times New Roman"/>
-          <w:sz w:val="24"/>
-          <w:szCs w:val="24"/>
+          <w:rFonts w:ascii="Times New Roman" w:hAnsi="Times New Roman"/>
+          <w:sz w:val="24"/>
         </w:rPr>
         <w:t xml:space="preserve"> Пресвята́ Богоро́дице, спаси́ нас.</w:t>
       </w:r>
@@ -6122,19 +6072,17 @@
       </w:pPr>
       <w:r>
         <w:rPr>
-          <w:rFonts w:ascii="Times New Roman" w:eastAsia="Times New Roman" w:hAnsi="Times New Roman" w:cs="Times New Roman"/>
+          <w:rFonts w:ascii="Times New Roman" w:hAnsi="Times New Roman"/>
           <w:i/>
           <w:color w:val="FF0000"/>
           <w:sz w:val="24"/>
-          <w:szCs w:val="24"/>
         </w:rPr>
         <w:t>Священник:</w:t>
       </w:r>
       <w:r>
         <w:rPr>
-          <w:rFonts w:ascii="Times New Roman" w:eastAsia="Times New Roman" w:hAnsi="Times New Roman" w:cs="Times New Roman"/>
-          <w:sz w:val="24"/>
-          <w:szCs w:val="24"/>
+          <w:rFonts w:ascii="Times New Roman" w:hAnsi="Times New Roman"/>
+          <w:sz w:val="24"/>
         </w:rPr>
         <w:t xml:space="preserve"> Сла́ва Тобі́, Хри́сте Бо́же, упова́ння на́ше, сла́ва Тобі́!</w:t>
       </w:r>
@@ -6203,68 +6151,36 @@
     <w:p>
       <w:pPr>
         <w:spacing w:after="120"/>
-        <w:rPr>
-          <w:rFonts w:ascii="Times New Roman" w:hAnsi="Times New Roman"/>
-        </w:rPr>
-      </w:pPr>
-      <w:r>
-        <w:rPr>
-          <w:rFonts w:ascii="Times New Roman" w:eastAsia="Times New Roman" w:hAnsi="Times New Roman" w:cs="Times New Roman"/>
+      </w:pPr>
+      <w:r>
+        <w:rPr>
+          <w:rFonts w:ascii="Times New Roman" w:hAnsi="Times New Roman"/>
           <w:i/>
           <w:color w:val="FF0000"/>
           <w:sz w:val="24"/>
-          <w:szCs w:val="24"/>
         </w:rPr>
         <w:t>Священник:</w:t>
       </w:r>
       <w:r>
         <w:rPr>
-          <w:rFonts w:ascii="Times New Roman" w:eastAsia="Times New Roman" w:hAnsi="Times New Roman" w:cs="Times New Roman"/>
-          <w:sz w:val="24"/>
-          <w:szCs w:val="24"/>
-        </w:rPr>
-        <w:t xml:space="preserve"> Христос, істинний Бог наш - молитвами пречистої Своєї Матері, силою чесного і животворчого Хреста, заступництвом чесних небесних сил безтілесних, чесного і славного </w:t>
-      </w:r>
-      <w:r>
-        <w:rPr>
-          <w:rFonts w:ascii="Times New Roman" w:eastAsia="Times New Roman" w:hAnsi="Times New Roman" w:cs="Times New Roman"/>
-          <w:sz w:val="24"/>
-          <w:szCs w:val="24"/>
-        </w:rPr>
-        <w:t xml:space="preserve">пророка, предтечі і хрестителя Йоана, святих славних і </w:t>
-      </w:r>
-      <w:r>
-        <w:rPr>
-          <w:rFonts w:ascii="Times New Roman" w:eastAsia="Times New Roman" w:hAnsi="Times New Roman" w:cs="Times New Roman"/>
-          <w:sz w:val="24"/>
-          <w:szCs w:val="24"/>
-        </w:rPr>
-        <w:lastRenderedPageBreak/>
-        <w:t>всехвальних апостолів, святого отця нашого Миколая, архиєпископа Мир Ликійських, чудотворця, святих славних і переможних мучеників, преподобних і богоносних отців наших, святих і праведних богоотців Йо</w:t>
-      </w:r>
-      <w:r>
-        <w:rPr>
-          <w:rFonts w:ascii="Times New Roman" w:eastAsia="Times New Roman" w:hAnsi="Times New Roman" w:cs="Times New Roman"/>
-          <w:sz w:val="24"/>
-          <w:szCs w:val="24"/>
-        </w:rPr>
-        <w:t xml:space="preserve">акима й Анни, і святого, </w:t>
-      </w:r>
-      <w:r>
-        <w:rPr>
-          <w:rFonts w:ascii="Times New Roman" w:eastAsia="Times New Roman" w:hAnsi="Times New Roman" w:cs="Times New Roman"/>
+          <w:rFonts w:ascii="Times New Roman" w:hAnsi="Times New Roman"/>
+          <w:sz w:val="24"/>
+        </w:rPr>
+        <w:t xml:space="preserve"> Христос, істинний Бог наш - молитвами пречистої Своєї Матері, силою чесного і животворчого Хреста, заступництвом чесних небесних сил безтілесних, чесного і славного пророка, предтечі і хрестителя Йоана, святих славних і всехвальних апостолів, святого отця нашого Миколая, архиєпископа Мир Ликійських, чудотворця, святих славних і переможних мучеників, преподобних і богоносних отців наших, святих і праведних богоотців Йоакима й Анни, і святого, </w:t>
+      </w:r>
+      <w:r>
+        <w:rPr>
+          <w:rFonts w:ascii="Times New Roman" w:hAnsi="Times New Roman"/>
           <w:i/>
           <w:color w:val="FF0000"/>
           <w:sz w:val="24"/>
-          <w:szCs w:val="24"/>
         </w:rPr>
         <w:t>якого є храм</w:t>
       </w:r>
       <w:r>
         <w:rPr>
-          <w:rFonts w:ascii="Times New Roman" w:eastAsia="Times New Roman" w:hAnsi="Times New Roman" w:cs="Times New Roman"/>
-          <w:sz w:val="24"/>
-          <w:szCs w:val="24"/>
+          <w:rFonts w:ascii="Times New Roman" w:hAnsi="Times New Roman"/>
+          <w:sz w:val="24"/>
         </w:rPr>
         <w:t>, і святих отців наших і архиєпископів Олександрійських Атанасія й Кирила, і всіх святих - помилує і спасе нас як благий і людинолюбний.</w:t>
       </w:r>
@@ -6433,19 +6349,17 @@
       </w:pPr>
       <w:r>
         <w:rPr>
-          <w:rFonts w:ascii="Times New Roman" w:eastAsia="Times New Roman" w:hAnsi="Times New Roman" w:cs="Times New Roman"/>
+          <w:rFonts w:ascii="Times New Roman" w:hAnsi="Times New Roman"/>
           <w:i/>
           <w:color w:val="FF0000"/>
           <w:sz w:val="24"/>
-          <w:szCs w:val="24"/>
         </w:rPr>
         <w:t>Священник:</w:t>
       </w:r>
       <w:r>
         <w:rPr>
-          <w:rFonts w:ascii="Times New Roman" w:eastAsia="Times New Roman" w:hAnsi="Times New Roman" w:cs="Times New Roman"/>
-          <w:sz w:val="24"/>
-          <w:szCs w:val="24"/>
+          <w:rFonts w:ascii="Times New Roman" w:hAnsi="Times New Roman"/>
+          <w:sz w:val="24"/>
         </w:rPr>
         <w:t xml:space="preserve"> Слава святій, одноістотній, животворчій і нероздільній Тройці, завжди, нині і повсякчас, і на віки віків.</w:t>
       </w:r>
@@ -10269,29 +10183,19 @@
       </w:pPr>
       <w:r>
         <w:rPr>
-          <w:rFonts w:ascii="Times New Roman" w:eastAsia="Times New Roman" w:hAnsi="Times New Roman" w:cs="Times New Roman"/>
+          <w:rFonts w:ascii="Times New Roman" w:hAnsi="Times New Roman"/>
           <w:i/>
           <w:color w:val="FF0000"/>
           <w:sz w:val="24"/>
-          <w:szCs w:val="24"/>
         </w:rPr>
         <w:t>Священник:</w:t>
       </w:r>
       <w:r>
         <w:rPr>
-          <w:rFonts w:ascii="Times New Roman" w:eastAsia="Times New Roman" w:hAnsi="Times New Roman" w:cs="Times New Roman"/>
-          <w:sz w:val="24"/>
-          <w:szCs w:val="24"/>
-        </w:rPr>
-        <w:t xml:space="preserve"> Бо Тобі належить усяка слава, честь і поклоніння, Отцю, і Сину, і Святому Духові, нині, і повсякчас, і на</w:t>
-      </w:r>
-      <w:r>
-        <w:rPr>
-          <w:rFonts w:ascii="Times New Roman" w:eastAsia="Times New Roman" w:hAnsi="Times New Roman" w:cs="Times New Roman"/>
-          <w:sz w:val="24"/>
-          <w:szCs w:val="24"/>
-        </w:rPr>
-        <w:t xml:space="preserve"> віки віків.</w:t>
+          <w:rFonts w:ascii="Times New Roman" w:hAnsi="Times New Roman"/>
+          <w:sz w:val="24"/>
+        </w:rPr>
+        <w:t xml:space="preserve"> Бо Тобі належить усяка слава, честь і поклоніння, Отцю, і Сину, і Святому Духові, нині, і повсякчас, і на віки віків.</w:t>
       </w:r>
     </w:p>
     <w:p>
@@ -10857,29 +10761,19 @@
       </w:pPr>
       <w:r>
         <w:rPr>
-          <w:rFonts w:ascii="Times New Roman" w:eastAsia="Times New Roman" w:hAnsi="Times New Roman" w:cs="Times New Roman"/>
+          <w:rFonts w:ascii="Times New Roman" w:hAnsi="Times New Roman"/>
           <w:i/>
           <w:color w:val="FF0000"/>
           <w:sz w:val="24"/>
-          <w:szCs w:val="24"/>
         </w:rPr>
         <w:t>Священник:</w:t>
       </w:r>
       <w:r>
         <w:rPr>
-          <w:rFonts w:ascii="Times New Roman" w:eastAsia="Times New Roman" w:hAnsi="Times New Roman" w:cs="Times New Roman"/>
-          <w:sz w:val="24"/>
-          <w:szCs w:val="24"/>
-        </w:rPr>
-        <w:t xml:space="preserve"> Бо Твоя є влада і Твоє</w:t>
-      </w:r>
-      <w:r>
-        <w:rPr>
-          <w:rFonts w:ascii="Times New Roman" w:eastAsia="Times New Roman" w:hAnsi="Times New Roman" w:cs="Times New Roman"/>
-          <w:sz w:val="24"/>
-          <w:szCs w:val="24"/>
-        </w:rPr>
-        <w:t xml:space="preserve"> є царство, і сила, і слава, Отця, і Сина, і Святого Духа, нині, і повсякчас, і на віки віків.</w:t>
+          <w:rFonts w:ascii="Times New Roman" w:hAnsi="Times New Roman"/>
+          <w:sz w:val="24"/>
+        </w:rPr>
+        <w:t xml:space="preserve"> Бо Твоя є влада і Твоє є царство, і сила, і слава, Отця, і Сина, і Святого Духа, нині, і повсякчас, і на віки віків.</w:t>
       </w:r>
     </w:p>
     <w:p>
@@ -11230,29 +11124,19 @@
       </w:pPr>
       <w:r>
         <w:rPr>
-          <w:rFonts w:ascii="Times New Roman" w:eastAsia="Times New Roman" w:hAnsi="Times New Roman" w:cs="Times New Roman"/>
+          <w:rFonts w:ascii="Times New Roman" w:hAnsi="Times New Roman"/>
           <w:i/>
           <w:color w:val="FF0000"/>
           <w:sz w:val="24"/>
-          <w:szCs w:val="24"/>
         </w:rPr>
         <w:t>Священник:</w:t>
       </w:r>
       <w:r>
         <w:rPr>
-          <w:rFonts w:ascii="Times New Roman" w:eastAsia="Times New Roman" w:hAnsi="Times New Roman" w:cs="Times New Roman"/>
-          <w:sz w:val="24"/>
-          <w:szCs w:val="24"/>
-        </w:rPr>
-        <w:t xml:space="preserve"> Бо Ти благий і людинолюбний Бог – і Тобі славу возсилаємо, Отцю, і Сину, і Святому Духові, нині, і повсякчас, і на віки </w:t>
-      </w:r>
-      <w:r>
-        <w:rPr>
-          <w:rFonts w:ascii="Times New Roman" w:eastAsia="Times New Roman" w:hAnsi="Times New Roman" w:cs="Times New Roman"/>
-          <w:sz w:val="24"/>
-          <w:szCs w:val="24"/>
-        </w:rPr>
-        <w:t>віків.</w:t>
+          <w:rFonts w:ascii="Times New Roman" w:hAnsi="Times New Roman"/>
+          <w:sz w:val="24"/>
+        </w:rPr>
+        <w:t xml:space="preserve"> Бо Ти благий і людинолюбний Бог – і Тобі славу возсилаємо, Отцю, і Сину, і Святому Духові, нині, і повсякчас, і на віки віків.</w:t>
       </w:r>
     </w:p>
     <w:p>
@@ -13208,332 +13092,9 @@
       <w:r>
         <w:rPr>
           <w:rFonts w:ascii="Times New Roman" w:hAnsi="Times New Roman"/>
-          <w:i/>
-          <w:color w:val="FF0000"/>
-          <w:sz w:val="24"/>
-        </w:rPr>
-        <w:t xml:space="preserve"> </w:t>
-      </w:r>
-      <w:r>
-        <w:rPr>
-          <w:rFonts w:ascii="Times New Roman" w:hAnsi="Times New Roman"/>
-          <w:color w:val="000000"/>
-          <w:sz w:val="24"/>
-        </w:rPr>
-        <w:t>Бо</w:t>
-      </w:r>
-      <w:r>
-        <w:rPr>
-          <w:rFonts w:ascii="Times New Roman" w:hAnsi="Times New Roman"/>
-          <w:color w:val="000000"/>
-          <w:sz w:val="24"/>
-        </w:rPr>
-        <w:t xml:space="preserve"> </w:t>
-      </w:r>
-      <w:r>
-        <w:rPr>
-          <w:rFonts w:ascii="Times New Roman" w:hAnsi="Times New Roman"/>
-          <w:color w:val="000000"/>
-          <w:sz w:val="24"/>
-        </w:rPr>
-        <w:t>Ти</w:t>
-      </w:r>
-      <w:r>
-        <w:rPr>
-          <w:rFonts w:ascii="Times New Roman" w:hAnsi="Times New Roman"/>
-          <w:color w:val="000000"/>
-          <w:sz w:val="24"/>
-        </w:rPr>
-        <w:t xml:space="preserve"> </w:t>
-      </w:r>
-      <w:r>
-        <w:rPr>
-          <w:rFonts w:ascii="Times New Roman" w:hAnsi="Times New Roman"/>
-          <w:color w:val="000000"/>
-          <w:sz w:val="24"/>
-        </w:rPr>
-        <w:t>Бог</w:t>
-      </w:r>
-      <w:r>
-        <w:rPr>
-          <w:rFonts w:ascii="Times New Roman" w:hAnsi="Times New Roman"/>
-          <w:color w:val="000000"/>
-          <w:sz w:val="24"/>
-        </w:rPr>
-        <w:t xml:space="preserve"> </w:t>
-      </w:r>
-      <w:r>
-        <w:rPr>
-          <w:rFonts w:ascii="Times New Roman" w:hAnsi="Times New Roman"/>
-          <w:color w:val="000000"/>
-          <w:sz w:val="24"/>
-        </w:rPr>
-        <w:t>наш</w:t>
-      </w:r>
-      <w:r>
-        <w:rPr>
-          <w:rFonts w:ascii="Times New Roman" w:hAnsi="Times New Roman"/>
-          <w:color w:val="000000"/>
-          <w:sz w:val="24"/>
-        </w:rPr>
-        <w:t xml:space="preserve"> </w:t>
-      </w:r>
-      <w:r>
-        <w:rPr>
-          <w:rFonts w:ascii="Times New Roman" w:hAnsi="Times New Roman"/>
-          <w:color w:val="000000"/>
-          <w:sz w:val="24"/>
-        </w:rPr>
-        <w:t>і</w:t>
-      </w:r>
-      <w:r>
-        <w:rPr>
-          <w:rFonts w:ascii="Times New Roman" w:hAnsi="Times New Roman"/>
-          <w:color w:val="000000"/>
-          <w:sz w:val="24"/>
-        </w:rPr>
-        <w:t xml:space="preserve"> </w:t>
-      </w:r>
-      <w:r>
-        <w:rPr>
-          <w:rFonts w:ascii="Times New Roman" w:hAnsi="Times New Roman"/>
-          <w:color w:val="000000"/>
-          <w:sz w:val="24"/>
-        </w:rPr>
-        <w:t>Тобі</w:t>
-      </w:r>
-      <w:r>
-        <w:rPr>
-          <w:rFonts w:ascii="Times New Roman" w:hAnsi="Times New Roman"/>
-          <w:color w:val="000000"/>
-          <w:sz w:val="24"/>
-        </w:rPr>
-        <w:t xml:space="preserve"> </w:t>
-      </w:r>
-      <w:r>
-        <w:rPr>
-          <w:rFonts w:ascii="Times New Roman" w:hAnsi="Times New Roman"/>
-          <w:color w:val="000000"/>
-          <w:sz w:val="24"/>
-        </w:rPr>
-        <w:t>славу</w:t>
-      </w:r>
-      <w:r>
-        <w:rPr>
-          <w:rFonts w:ascii="Times New Roman" w:hAnsi="Times New Roman"/>
-          <w:color w:val="000000"/>
-          <w:sz w:val="24"/>
-        </w:rPr>
-        <w:t xml:space="preserve"> </w:t>
-      </w:r>
-      <w:r>
-        <w:rPr>
-          <w:rFonts w:ascii="Times New Roman" w:hAnsi="Times New Roman"/>
-          <w:color w:val="000000"/>
-          <w:sz w:val="24"/>
-        </w:rPr>
-        <w:t>возсилаємо:</w:t>
-      </w:r>
-      <w:r>
-        <w:rPr>
-          <w:rFonts w:ascii="Times New Roman" w:hAnsi="Times New Roman"/>
-          <w:color w:val="000000"/>
-          <w:sz w:val="24"/>
-        </w:rPr>
-        <w:t xml:space="preserve"> </w:t>
-      </w:r>
-      <w:r>
-        <w:rPr>
-          <w:rFonts w:ascii="Times New Roman" w:hAnsi="Times New Roman"/>
-          <w:color w:val="000000"/>
-          <w:sz w:val="24"/>
-        </w:rPr>
-        <w:t>Отцю,</w:t>
-      </w:r>
-      <w:r>
-        <w:rPr>
-          <w:rFonts w:ascii="Times New Roman" w:hAnsi="Times New Roman"/>
-          <w:color w:val="000000"/>
-          <w:sz w:val="24"/>
-        </w:rPr>
-        <w:t xml:space="preserve"> </w:t>
-      </w:r>
-      <w:r>
-        <w:rPr>
-          <w:rFonts w:ascii="Times New Roman" w:hAnsi="Times New Roman"/>
-          <w:color w:val="000000"/>
-          <w:sz w:val="24"/>
-        </w:rPr>
-        <w:t>і</w:t>
-      </w:r>
-      <w:r>
-        <w:rPr>
-          <w:rFonts w:ascii="Times New Roman" w:hAnsi="Times New Roman"/>
-          <w:color w:val="000000"/>
-          <w:sz w:val="24"/>
-        </w:rPr>
-        <w:t xml:space="preserve"> </w:t>
-      </w:r>
-      <w:r>
-        <w:rPr>
-          <w:rFonts w:ascii="Times New Roman" w:hAnsi="Times New Roman"/>
-          <w:color w:val="000000"/>
-          <w:sz w:val="24"/>
-        </w:rPr>
-        <w:t>Сину,</w:t>
-      </w:r>
-      <w:r>
-        <w:rPr>
-          <w:rFonts w:ascii="Times New Roman" w:hAnsi="Times New Roman"/>
-          <w:color w:val="000000"/>
-          <w:sz w:val="24"/>
-        </w:rPr>
-        <w:t xml:space="preserve"> </w:t>
-      </w:r>
-      <w:r>
-        <w:rPr>
-          <w:rFonts w:ascii="Times New Roman" w:hAnsi="Times New Roman"/>
-          <w:color w:val="000000"/>
-          <w:sz w:val="24"/>
-        </w:rPr>
-        <w:t>і</w:t>
-      </w:r>
-      <w:r>
-        <w:rPr>
-          <w:rFonts w:ascii="Times New Roman" w:hAnsi="Times New Roman"/>
-          <w:color w:val="000000"/>
-          <w:sz w:val="24"/>
-        </w:rPr>
-        <w:t xml:space="preserve"> </w:t>
-      </w:r>
-      <w:r>
-        <w:rPr>
-          <w:rFonts w:ascii="Times New Roman" w:hAnsi="Times New Roman"/>
-          <w:color w:val="000000"/>
-          <w:sz w:val="24"/>
-        </w:rPr>
-        <w:t>Святому</w:t>
-      </w:r>
-      <w:r>
-        <w:rPr>
-          <w:rFonts w:ascii="Times New Roman" w:hAnsi="Times New Roman"/>
-          <w:color w:val="000000"/>
-          <w:sz w:val="24"/>
-        </w:rPr>
-        <w:t xml:space="preserve"> </w:t>
-      </w:r>
-      <w:r>
-        <w:rPr>
-          <w:rFonts w:ascii="Times New Roman" w:hAnsi="Times New Roman"/>
-          <w:color w:val="000000"/>
-          <w:sz w:val="24"/>
-        </w:rPr>
-        <w:t>Духові</w:t>
-      </w:r>
-      <w:r>
-        <w:rPr>
-          <w:rFonts w:ascii="Times New Roman" w:hAnsi="Times New Roman"/>
-          <w:sz w:val="24"/>
-        </w:rPr>
-        <w:t>,</w:t>
-      </w:r>
-      <w:r>
-        <w:rPr>
-          <w:rFonts w:ascii="Times New Roman" w:hAnsi="Times New Roman"/>
-          <w:sz w:val="24"/>
-        </w:rPr>
-        <w:t xml:space="preserve"> </w:t>
-      </w:r>
-      <w:r>
-        <w:rPr>
-          <w:rFonts w:ascii="Times New Roman" w:hAnsi="Times New Roman"/>
-          <w:sz w:val="24"/>
-        </w:rPr>
-        <w:t>нині,</w:t>
-      </w:r>
-      <w:r>
-        <w:rPr>
-          <w:rFonts w:ascii="Times New Roman" w:hAnsi="Times New Roman"/>
-          <w:sz w:val="24"/>
-        </w:rPr>
-        <w:t xml:space="preserve"> </w:t>
-      </w:r>
-      <w:r>
-        <w:rPr>
-          <w:rFonts w:ascii="Times New Roman" w:hAnsi="Times New Roman"/>
-          <w:sz w:val="24"/>
-        </w:rPr>
-        <w:t>і</w:t>
-      </w:r>
-      <w:r>
-        <w:rPr>
-          <w:rFonts w:ascii="Times New Roman" w:hAnsi="Times New Roman"/>
-          <w:sz w:val="24"/>
-        </w:rPr>
-        <w:t xml:space="preserve"> </w:t>
-      </w:r>
-      <w:r>
-        <w:rPr>
-          <w:rFonts w:ascii="Times New Roman" w:hAnsi="Times New Roman"/>
-          <w:sz w:val="24"/>
-        </w:rPr>
-        <w:t>повсякчас,</w:t>
-      </w:r>
-      <w:r>
-        <w:rPr>
-          <w:rFonts w:ascii="Times New Roman" w:hAnsi="Times New Roman"/>
-          <w:sz w:val="24"/>
-        </w:rPr>
-        <w:t xml:space="preserve"> </w:t>
-      </w:r>
-      <w:r>
-        <w:rPr>
-          <w:rFonts w:ascii="Times New Roman" w:hAnsi="Times New Roman"/>
-          <w:sz w:val="24"/>
-        </w:rPr>
-        <w:t>і</w:t>
-      </w:r>
-      <w:r>
-        <w:rPr>
-          <w:rFonts w:ascii="Times New Roman" w:hAnsi="Times New Roman"/>
-          <w:sz w:val="24"/>
-        </w:rPr>
-        <w:t xml:space="preserve"> </w:t>
-      </w:r>
-      <w:r>
-        <w:rPr>
-          <w:rFonts w:ascii="Times New Roman" w:hAnsi="Times New Roman"/>
-          <w:sz w:val="24"/>
-        </w:rPr>
-        <w:t>на</w:t>
-      </w:r>
-      <w:r>
-        <w:rPr>
-          <w:rFonts w:ascii="Times New Roman" w:hAnsi="Times New Roman"/>
-          <w:sz w:val="24"/>
-        </w:rPr>
-        <w:t xml:space="preserve"> </w:t>
-      </w:r>
-      <w:r>
-        <w:rPr>
-          <w:rFonts w:ascii="Times New Roman" w:hAnsi="Times New Roman"/>
-          <w:sz w:val="24"/>
-        </w:rPr>
-        <w:t>віки</w:t>
-      </w:r>
-      <w:r>
-        <w:rPr>
-          <w:rFonts w:ascii="Times New Roman" w:hAnsi="Times New Roman"/>
-          <w:sz w:val="24"/>
-        </w:rPr>
-        <w:t xml:space="preserve"> </w:t>
-      </w:r>
-      <w:r>
-        <w:rPr>
-          <w:rFonts w:ascii="Times New Roman" w:hAnsi="Times New Roman"/>
-          <w:sz w:val="24"/>
-        </w:rPr>
-        <w:t>віків.</w:t>
+          <w:sz w:val="24"/>
+        </w:rPr>
+        <w:t xml:space="preserve"> Бо Ти Бог наш і Тобі славу возсилаємо: Отцю, і Сину, і Святому Духові, нині, і повсякчас, і на віки віків.</w:t>
       </w:r>
     </w:p>
     <w:p>
@@ -15149,412 +14710,9 @@
       <w:r>
         <w:rPr>
           <w:rFonts w:ascii="Times New Roman" w:hAnsi="Times New Roman"/>
-          <w:i/>
-          <w:color w:val="FF0000"/>
-          <w:sz w:val="24"/>
-        </w:rPr>
-        <w:t xml:space="preserve"> </w:t>
-      </w:r>
-      <w:r>
-        <w:rPr>
-          <w:rFonts w:ascii="Times New Roman" w:hAnsi="Times New Roman"/>
-          <w:color w:val="000000"/>
-          <w:sz w:val="24"/>
-        </w:rPr>
-        <w:t>Бо</w:t>
-      </w:r>
-      <w:r>
-        <w:rPr>
-          <w:rFonts w:ascii="Times New Roman" w:hAnsi="Times New Roman"/>
-          <w:color w:val="000000"/>
-          <w:sz w:val="24"/>
-        </w:rPr>
-        <w:t xml:space="preserve"> </w:t>
-      </w:r>
-      <w:r>
-        <w:rPr>
-          <w:rFonts w:ascii="Times New Roman" w:hAnsi="Times New Roman"/>
-          <w:color w:val="000000"/>
-          <w:sz w:val="24"/>
-        </w:rPr>
-        <w:t>Ти</w:t>
-      </w:r>
-      <w:r>
-        <w:rPr>
-          <w:rFonts w:ascii="Times New Roman" w:hAnsi="Times New Roman"/>
-          <w:color w:val="000000"/>
-          <w:sz w:val="24"/>
-        </w:rPr>
-        <w:t xml:space="preserve"> </w:t>
-      </w:r>
-      <w:r>
-        <w:rPr>
-          <w:rFonts w:ascii="Times New Roman" w:hAnsi="Times New Roman"/>
-          <w:color w:val="000000"/>
-          <w:sz w:val="24"/>
-        </w:rPr>
-        <w:t>цар</w:t>
-      </w:r>
-      <w:r>
-        <w:rPr>
-          <w:rFonts w:ascii="Times New Roman" w:hAnsi="Times New Roman"/>
-          <w:color w:val="000000"/>
-          <w:sz w:val="24"/>
-        </w:rPr>
-        <w:t xml:space="preserve"> </w:t>
-      </w:r>
-      <w:r>
-        <w:rPr>
-          <w:rFonts w:ascii="Times New Roman" w:hAnsi="Times New Roman"/>
-          <w:color w:val="000000"/>
-          <w:sz w:val="24"/>
-        </w:rPr>
-        <w:t>миру</w:t>
-      </w:r>
-      <w:r>
-        <w:rPr>
-          <w:rFonts w:ascii="Times New Roman" w:hAnsi="Times New Roman"/>
-          <w:color w:val="000000"/>
-          <w:sz w:val="24"/>
-        </w:rPr>
-        <w:t xml:space="preserve"> </w:t>
-      </w:r>
-      <w:r>
-        <w:rPr>
-          <w:rFonts w:ascii="Times New Roman" w:hAnsi="Times New Roman"/>
-          <w:color w:val="000000"/>
-          <w:sz w:val="24"/>
-        </w:rPr>
-        <w:t>і</w:t>
-      </w:r>
-      <w:r>
-        <w:rPr>
-          <w:rFonts w:ascii="Times New Roman" w:hAnsi="Times New Roman"/>
-          <w:color w:val="000000"/>
-          <w:sz w:val="24"/>
-        </w:rPr>
-        <w:t xml:space="preserve"> </w:t>
-      </w:r>
-      <w:r>
-        <w:rPr>
-          <w:rFonts w:ascii="Times New Roman" w:hAnsi="Times New Roman"/>
-          <w:color w:val="000000"/>
-          <w:sz w:val="24"/>
-        </w:rPr>
-        <w:t>Спас</w:t>
-      </w:r>
-      <w:r>
-        <w:rPr>
-          <w:rFonts w:ascii="Times New Roman" w:hAnsi="Times New Roman"/>
-          <w:color w:val="000000"/>
-          <w:sz w:val="24"/>
-        </w:rPr>
-        <w:t xml:space="preserve"> </w:t>
-      </w:r>
-      <w:r>
-        <w:rPr>
-          <w:rFonts w:ascii="Times New Roman" w:hAnsi="Times New Roman"/>
-          <w:color w:val="000000"/>
-          <w:sz w:val="24"/>
-        </w:rPr>
-        <w:t>душ</w:t>
-      </w:r>
-      <w:r>
-        <w:rPr>
-          <w:rFonts w:ascii="Times New Roman" w:hAnsi="Times New Roman"/>
-          <w:color w:val="000000"/>
-          <w:sz w:val="24"/>
-        </w:rPr>
-        <w:t xml:space="preserve"> </w:t>
-      </w:r>
-      <w:r>
-        <w:rPr>
-          <w:rFonts w:ascii="Times New Roman" w:hAnsi="Times New Roman"/>
-          <w:color w:val="000000"/>
-          <w:sz w:val="24"/>
-        </w:rPr>
-        <w:t>наших</w:t>
-      </w:r>
-      <w:r>
-        <w:rPr>
-          <w:rFonts w:ascii="Times New Roman" w:hAnsi="Times New Roman"/>
-          <w:color w:val="000000"/>
-          <w:sz w:val="24"/>
-        </w:rPr>
-        <w:t xml:space="preserve"> </w:t>
-      </w:r>
-      <w:r>
-        <w:rPr>
-          <w:rFonts w:ascii="Times New Roman" w:hAnsi="Times New Roman"/>
-          <w:color w:val="000000"/>
-          <w:sz w:val="24"/>
-        </w:rPr>
-        <w:t>–</w:t>
-      </w:r>
-      <w:r>
-        <w:rPr>
-          <w:rFonts w:ascii="Times New Roman" w:hAnsi="Times New Roman"/>
-          <w:color w:val="000000"/>
-          <w:sz w:val="24"/>
-        </w:rPr>
-        <w:t xml:space="preserve"> </w:t>
-      </w:r>
-      <w:r>
-        <w:rPr>
-          <w:rFonts w:ascii="Times New Roman" w:hAnsi="Times New Roman"/>
-          <w:color w:val="000000"/>
-          <w:sz w:val="24"/>
-        </w:rPr>
-        <w:t>і</w:t>
-      </w:r>
-      <w:r>
-        <w:rPr>
-          <w:rFonts w:ascii="Times New Roman" w:hAnsi="Times New Roman"/>
-          <w:color w:val="000000"/>
-          <w:sz w:val="24"/>
-        </w:rPr>
-        <w:t xml:space="preserve"> </w:t>
-      </w:r>
-      <w:r>
-        <w:rPr>
-          <w:rFonts w:ascii="Times New Roman" w:hAnsi="Times New Roman"/>
-          <w:color w:val="000000"/>
-          <w:sz w:val="24"/>
-        </w:rPr>
-        <w:t>Тобі</w:t>
-      </w:r>
-      <w:r>
-        <w:rPr>
-          <w:rFonts w:ascii="Times New Roman" w:hAnsi="Times New Roman"/>
-          <w:color w:val="000000"/>
-          <w:sz w:val="24"/>
-        </w:rPr>
-        <w:t xml:space="preserve"> </w:t>
-      </w:r>
-      <w:r>
-        <w:rPr>
-          <w:rFonts w:ascii="Times New Roman" w:hAnsi="Times New Roman"/>
-          <w:color w:val="000000"/>
-          <w:sz w:val="24"/>
-        </w:rPr>
-        <w:t>славу</w:t>
-      </w:r>
-      <w:r>
-        <w:rPr>
-          <w:rFonts w:ascii="Times New Roman" w:hAnsi="Times New Roman"/>
-          <w:color w:val="000000"/>
-          <w:sz w:val="24"/>
-        </w:rPr>
-        <w:t xml:space="preserve"> </w:t>
-      </w:r>
-      <w:r>
-        <w:rPr>
-          <w:rFonts w:ascii="Times New Roman" w:hAnsi="Times New Roman"/>
-          <w:color w:val="000000"/>
-          <w:sz w:val="24"/>
-        </w:rPr>
-        <w:t>возсилаємо,</w:t>
-      </w:r>
-      <w:r>
-        <w:rPr>
-          <w:rFonts w:ascii="Times New Roman" w:hAnsi="Times New Roman"/>
-          <w:color w:val="000000"/>
-          <w:sz w:val="24"/>
-        </w:rPr>
-        <w:t xml:space="preserve"> </w:t>
-      </w:r>
-      <w:r>
-        <w:rPr>
-          <w:rFonts w:ascii="Times New Roman" w:hAnsi="Times New Roman"/>
-          <w:color w:val="000000"/>
-          <w:sz w:val="24"/>
-        </w:rPr>
-        <w:t>Отцю,</w:t>
-      </w:r>
-      <w:r>
-        <w:rPr>
-          <w:rFonts w:ascii="Times New Roman" w:hAnsi="Times New Roman"/>
-          <w:color w:val="000000"/>
-          <w:sz w:val="24"/>
-        </w:rPr>
-        <w:t xml:space="preserve"> </w:t>
-      </w:r>
-      <w:r>
-        <w:rPr>
-          <w:rFonts w:ascii="Times New Roman" w:hAnsi="Times New Roman"/>
-          <w:color w:val="000000"/>
-          <w:sz w:val="24"/>
-        </w:rPr>
-        <w:t>і</w:t>
-      </w:r>
-      <w:r>
-        <w:rPr>
-          <w:rFonts w:ascii="Times New Roman" w:hAnsi="Times New Roman"/>
-          <w:color w:val="000000"/>
-          <w:sz w:val="24"/>
-        </w:rPr>
-        <w:t xml:space="preserve"> </w:t>
-      </w:r>
-      <w:r>
-        <w:rPr>
-          <w:rFonts w:ascii="Times New Roman" w:hAnsi="Times New Roman"/>
-          <w:color w:val="000000"/>
-          <w:sz w:val="24"/>
-        </w:rPr>
-        <w:t>Сину,</w:t>
-      </w:r>
-      <w:r>
-        <w:rPr>
-          <w:rFonts w:ascii="Times New Roman" w:hAnsi="Times New Roman"/>
-          <w:color w:val="000000"/>
-          <w:sz w:val="24"/>
-        </w:rPr>
-        <w:t xml:space="preserve"> </w:t>
-      </w:r>
-      <w:r>
-        <w:rPr>
-          <w:rFonts w:ascii="Times New Roman" w:hAnsi="Times New Roman"/>
-          <w:color w:val="000000"/>
-          <w:sz w:val="24"/>
-        </w:rPr>
-        <w:t>і</w:t>
-      </w:r>
-      <w:r>
-        <w:rPr>
-          <w:rFonts w:ascii="Times New Roman" w:hAnsi="Times New Roman"/>
-          <w:color w:val="000000"/>
-          <w:sz w:val="24"/>
-        </w:rPr>
-        <w:t xml:space="preserve"> </w:t>
-      </w:r>
-      <w:r>
-        <w:rPr>
-          <w:rFonts w:ascii="Times New Roman" w:hAnsi="Times New Roman"/>
-          <w:color w:val="000000"/>
-          <w:sz w:val="24"/>
-        </w:rPr>
-        <w:t>Святому</w:t>
-      </w:r>
-      <w:r>
-        <w:rPr>
-          <w:rFonts w:ascii="Times New Roman" w:hAnsi="Times New Roman"/>
-          <w:color w:val="000000"/>
-          <w:sz w:val="24"/>
-        </w:rPr>
-        <w:t xml:space="preserve"> </w:t>
-      </w:r>
-      <w:r>
-        <w:rPr>
-          <w:rFonts w:ascii="Times New Roman" w:hAnsi="Times New Roman"/>
-          <w:color w:val="000000"/>
-          <w:sz w:val="24"/>
-        </w:rPr>
-        <w:t>Духові</w:t>
-      </w:r>
-      <w:r>
-        <w:rPr>
-          <w:rFonts w:ascii="Times New Roman" w:hAnsi="Times New Roman"/>
-          <w:sz w:val="24"/>
-        </w:rPr>
-        <w:t>,</w:t>
-      </w:r>
-      <w:r>
-        <w:rPr>
-          <w:rFonts w:ascii="Times New Roman" w:hAnsi="Times New Roman"/>
-          <w:sz w:val="24"/>
-        </w:rPr>
-        <w:t xml:space="preserve"> </w:t>
-      </w:r>
-      <w:r>
-        <w:rPr>
-          <w:rFonts w:ascii="Times New Roman" w:hAnsi="Times New Roman"/>
-          <w:sz w:val="24"/>
-        </w:rPr>
-        <w:t>нині,</w:t>
-      </w:r>
-      <w:r>
-        <w:rPr>
-          <w:rFonts w:ascii="Times New Roman" w:hAnsi="Times New Roman"/>
-          <w:sz w:val="24"/>
-        </w:rPr>
-        <w:t xml:space="preserve"> </w:t>
-      </w:r>
-      <w:r>
-        <w:rPr>
-          <w:rFonts w:ascii="Times New Roman" w:hAnsi="Times New Roman"/>
-          <w:sz w:val="24"/>
-        </w:rPr>
-        <w:t>і</w:t>
-      </w:r>
-      <w:r>
-        <w:rPr>
-          <w:rFonts w:ascii="Times New Roman" w:hAnsi="Times New Roman"/>
-          <w:sz w:val="24"/>
-        </w:rPr>
-        <w:t xml:space="preserve"> </w:t>
-      </w:r>
-      <w:r>
-        <w:rPr>
-          <w:rFonts w:ascii="Times New Roman" w:hAnsi="Times New Roman"/>
-          <w:sz w:val="24"/>
-        </w:rPr>
-        <w:t>повсякчас,</w:t>
-      </w:r>
-      <w:r>
-        <w:rPr>
-          <w:rFonts w:ascii="Times New Roman" w:hAnsi="Times New Roman"/>
-          <w:sz w:val="24"/>
-        </w:rPr>
-        <w:t xml:space="preserve"> </w:t>
-      </w:r>
-      <w:r>
-        <w:rPr>
-          <w:rFonts w:ascii="Times New Roman" w:hAnsi="Times New Roman"/>
-          <w:sz w:val="24"/>
-        </w:rPr>
-        <w:t>і</w:t>
-      </w:r>
-      <w:r>
-        <w:rPr>
-          <w:rFonts w:ascii="Times New Roman" w:hAnsi="Times New Roman"/>
-          <w:sz w:val="24"/>
-        </w:rPr>
-        <w:t xml:space="preserve"> </w:t>
-      </w:r>
-      <w:r>
-        <w:rPr>
-          <w:rFonts w:ascii="Times New Roman" w:hAnsi="Times New Roman"/>
-          <w:sz w:val="24"/>
-        </w:rPr>
-        <w:t>на</w:t>
-      </w:r>
-      <w:r>
-        <w:rPr>
-          <w:rFonts w:ascii="Times New Roman" w:hAnsi="Times New Roman"/>
-          <w:sz w:val="24"/>
-        </w:rPr>
-        <w:t xml:space="preserve"> </w:t>
-      </w:r>
-      <w:r>
-        <w:rPr>
-          <w:rFonts w:ascii="Times New Roman" w:hAnsi="Times New Roman"/>
-          <w:sz w:val="24"/>
-        </w:rPr>
-        <w:t>віки</w:t>
-      </w:r>
-      <w:r>
-        <w:rPr>
-          <w:rFonts w:ascii="Times New Roman" w:hAnsi="Times New Roman"/>
-          <w:sz w:val="24"/>
-        </w:rPr>
-        <w:t xml:space="preserve"> </w:t>
-      </w:r>
-      <w:r>
-        <w:rPr>
-          <w:rFonts w:ascii="Times New Roman" w:hAnsi="Times New Roman"/>
-          <w:sz w:val="24"/>
-        </w:rPr>
-        <w:t>віків.</w:t>
+          <w:sz w:val="24"/>
+        </w:rPr>
+        <w:t xml:space="preserve"> Бо Ти цар миру і Спас душ наших – і Тобі славу возсилаємо, Отцю, і Сину, і Святому Духові, нині, і повсякчас, і на віки віків.</w:t>
       </w:r>
     </w:p>
     <w:p>
@@ -16788,19 +15946,17 @@
       </w:pPr>
       <w:r>
         <w:rPr>
-          <w:rFonts w:ascii="Times New Roman" w:eastAsia="Times New Roman" w:hAnsi="Times New Roman" w:cs="Times New Roman"/>
+          <w:rFonts w:ascii="Times New Roman" w:hAnsi="Times New Roman"/>
           <w:i/>
           <w:color w:val="FF0000"/>
           <w:sz w:val="24"/>
-          <w:szCs w:val="24"/>
         </w:rPr>
         <w:t>Священник:</w:t>
       </w:r>
       <w:r>
         <w:rPr>
-          <w:rFonts w:ascii="Times New Roman" w:eastAsia="Times New Roman" w:hAnsi="Times New Roman" w:cs="Times New Roman"/>
-          <w:sz w:val="24"/>
-          <w:szCs w:val="24"/>
+          <w:rFonts w:ascii="Times New Roman" w:hAnsi="Times New Roman"/>
+          <w:sz w:val="24"/>
         </w:rPr>
         <w:t xml:space="preserve"> Бо Тебе хвалять усі сили небесні і Тобі славу возсилаємо: Отцю, і Сину, і Святому Духові, нині і повсякчас, і на віки віків.</w:t>
       </w:r>
@@ -17623,19 +16779,17 @@
       </w:pPr>
       <w:r>
         <w:rPr>
-          <w:rFonts w:ascii="Times New Roman" w:eastAsia="Times New Roman" w:hAnsi="Times New Roman" w:cs="Times New Roman"/>
+          <w:rFonts w:ascii="Times New Roman" w:hAnsi="Times New Roman"/>
           <w:i/>
           <w:color w:val="FF0000"/>
           <w:sz w:val="24"/>
-          <w:szCs w:val="24"/>
         </w:rPr>
         <w:t>Священник:</w:t>
       </w:r>
       <w:r>
         <w:rPr>
-          <w:rFonts w:ascii="Times New Roman" w:eastAsia="Times New Roman" w:hAnsi="Times New Roman" w:cs="Times New Roman"/>
-          <w:sz w:val="24"/>
-          <w:szCs w:val="24"/>
+          <w:rFonts w:ascii="Times New Roman" w:hAnsi="Times New Roman"/>
+          <w:sz w:val="24"/>
         </w:rPr>
         <w:t xml:space="preserve"> Слава тобі, що Світло нам показав!</w:t>
       </w:r>
@@ -18561,19 +17715,17 @@
       </w:pPr>
       <w:r>
         <w:rPr>
-          <w:rFonts w:ascii="Times New Roman" w:eastAsia="Times New Roman" w:hAnsi="Times New Roman" w:cs="Times New Roman"/>
+          <w:rFonts w:ascii="Times New Roman" w:hAnsi="Times New Roman"/>
           <w:i/>
           <w:color w:val="FF0000"/>
           <w:sz w:val="24"/>
-          <w:szCs w:val="24"/>
         </w:rPr>
         <w:t>Священник:</w:t>
       </w:r>
       <w:r>
         <w:rPr>
-          <w:rFonts w:ascii="Times New Roman" w:eastAsia="Times New Roman" w:hAnsi="Times New Roman" w:cs="Times New Roman"/>
-          <w:sz w:val="24"/>
-          <w:szCs w:val="24"/>
+          <w:rFonts w:ascii="Times New Roman" w:hAnsi="Times New Roman"/>
+          <w:sz w:val="24"/>
         </w:rPr>
         <w:t xml:space="preserve"> Бо Ти – Бог милости, ласк і людинолюбности, і Тобі славу возсилаємо, Отцю, і Сину, і Святому Духові, нині, і повсякчас, і на віки віків.</w:t>
       </w:r>
@@ -18624,19 +17776,17 @@
       </w:pPr>
       <w:r>
         <w:rPr>
-          <w:rFonts w:ascii="Times New Roman" w:eastAsia="Times New Roman" w:hAnsi="Times New Roman" w:cs="Times New Roman"/>
+          <w:rFonts w:ascii="Times New Roman" w:hAnsi="Times New Roman"/>
           <w:i/>
           <w:color w:val="FF0000"/>
           <w:sz w:val="24"/>
-          <w:szCs w:val="24"/>
         </w:rPr>
         <w:t>Священник:</w:t>
       </w:r>
       <w:r>
         <w:rPr>
-          <w:rFonts w:ascii="Times New Roman" w:eastAsia="Times New Roman" w:hAnsi="Times New Roman" w:cs="Times New Roman"/>
-          <w:sz w:val="24"/>
-          <w:szCs w:val="24"/>
+          <w:rFonts w:ascii="Times New Roman" w:hAnsi="Times New Roman"/>
+          <w:sz w:val="24"/>
         </w:rPr>
         <w:t xml:space="preserve"> Мир всім.</w:t>
       </w:r>
@@ -18782,19 +17932,17 @@
       </w:pPr>
       <w:r>
         <w:rPr>
-          <w:rFonts w:ascii="Times New Roman" w:eastAsia="Times New Roman" w:hAnsi="Times New Roman" w:cs="Times New Roman"/>
+          <w:rFonts w:ascii="Times New Roman" w:hAnsi="Times New Roman"/>
           <w:i/>
           <w:color w:val="FF0000"/>
           <w:sz w:val="24"/>
-          <w:szCs w:val="24"/>
         </w:rPr>
         <w:t>Священник:</w:t>
       </w:r>
       <w:r>
         <w:rPr>
-          <w:rFonts w:ascii="Times New Roman" w:eastAsia="Times New Roman" w:hAnsi="Times New Roman" w:cs="Times New Roman"/>
-          <w:sz w:val="24"/>
-          <w:szCs w:val="24"/>
+          <w:rFonts w:ascii="Times New Roman" w:hAnsi="Times New Roman"/>
+          <w:sz w:val="24"/>
         </w:rPr>
         <w:t xml:space="preserve"> Бо до Тебе належить милувати і спасати нас, Боже наш, і Тобі славу возсилаємо, Отцю, і Сину, і Святому Духові, нині, і повсякчас, і на віки віків.</w:t>
       </w:r>
@@ -19277,19 +18425,17 @@
       </w:pPr>
       <w:r>
         <w:rPr>
-          <w:rFonts w:ascii="Times New Roman" w:eastAsia="Times New Roman" w:hAnsi="Times New Roman" w:cs="Times New Roman"/>
+          <w:rFonts w:ascii="Times New Roman" w:hAnsi="Times New Roman"/>
           <w:i/>
           <w:color w:val="FF0000"/>
           <w:sz w:val="24"/>
-          <w:szCs w:val="24"/>
         </w:rPr>
         <w:t>Священник:</w:t>
       </w:r>
       <w:r>
         <w:rPr>
-          <w:rFonts w:ascii="Times New Roman" w:eastAsia="Times New Roman" w:hAnsi="Times New Roman" w:cs="Times New Roman"/>
-          <w:sz w:val="24"/>
-          <w:szCs w:val="24"/>
+          <w:rFonts w:ascii="Times New Roman" w:hAnsi="Times New Roman"/>
+          <w:sz w:val="24"/>
         </w:rPr>
         <w:t xml:space="preserve"> Бо Твоє є царство, і сила, і слава, Отця, і Сина, і Святого Духа, нині, і повсякчас, і на віки віків.</w:t>
       </w:r>
@@ -19761,19 +18907,17 @@
       </w:pPr>
       <w:r>
         <w:rPr>
-          <w:rFonts w:ascii="Times New Roman" w:eastAsia="Times New Roman" w:hAnsi="Times New Roman" w:cs="Times New Roman"/>
+          <w:rFonts w:ascii="Times New Roman" w:hAnsi="Times New Roman"/>
           <w:i/>
           <w:color w:val="FF0000"/>
           <w:sz w:val="24"/>
-          <w:szCs w:val="24"/>
         </w:rPr>
         <w:t>Священник:</w:t>
       </w:r>
       <w:r>
         <w:rPr>
-          <w:rFonts w:ascii="Times New Roman" w:eastAsia="Times New Roman" w:hAnsi="Times New Roman" w:cs="Times New Roman"/>
-          <w:sz w:val="24"/>
-          <w:szCs w:val="24"/>
+          <w:rFonts w:ascii="Times New Roman" w:hAnsi="Times New Roman"/>
+          <w:sz w:val="24"/>
         </w:rPr>
         <w:t xml:space="preserve"> Бо милостивий і людинолюбний Бог єси, і Тобі славу возсилаємо, Отцю, і Сину, і Святому Духові, нині, і повсякчас, і на віки віків.</w:t>
       </w:r>
@@ -19894,19 +19038,17 @@
       </w:pPr>
       <w:r>
         <w:rPr>
-          <w:rFonts w:ascii="Times New Roman" w:eastAsia="Times New Roman" w:hAnsi="Times New Roman" w:cs="Times New Roman"/>
+          <w:rFonts w:ascii="Times New Roman" w:hAnsi="Times New Roman"/>
           <w:i/>
           <w:color w:val="FF0000"/>
           <w:sz w:val="24"/>
-          <w:szCs w:val="24"/>
         </w:rPr>
         <w:t>Священник:</w:t>
       </w:r>
       <w:r>
         <w:rPr>
-          <w:rFonts w:ascii="Times New Roman" w:eastAsia="Times New Roman" w:hAnsi="Times New Roman" w:cs="Times New Roman"/>
-          <w:sz w:val="24"/>
-          <w:szCs w:val="24"/>
+          <w:rFonts w:ascii="Times New Roman" w:hAnsi="Times New Roman"/>
+          <w:sz w:val="24"/>
         </w:rPr>
         <w:t xml:space="preserve"> Благослове́нний Христо́с Бог наш, за́вжди, ни́ні, і повсякча́с, і на ві́ки вікі́в.</w:t>
       </w:r>
@@ -19955,19 +19097,17 @@
       </w:pPr>
       <w:r>
         <w:rPr>
-          <w:rFonts w:ascii="Times New Roman" w:eastAsia="Times New Roman" w:hAnsi="Times New Roman" w:cs="Times New Roman"/>
+          <w:rFonts w:ascii="Times New Roman" w:hAnsi="Times New Roman"/>
           <w:i/>
           <w:color w:val="FF0000"/>
           <w:sz w:val="24"/>
-          <w:szCs w:val="24"/>
         </w:rPr>
         <w:t>Священник:</w:t>
       </w:r>
       <w:r>
         <w:rPr>
-          <w:rFonts w:ascii="Times New Roman" w:eastAsia="Times New Roman" w:hAnsi="Times New Roman" w:cs="Times New Roman"/>
-          <w:sz w:val="24"/>
-          <w:szCs w:val="24"/>
+          <w:rFonts w:ascii="Times New Roman" w:hAnsi="Times New Roman"/>
+          <w:sz w:val="24"/>
         </w:rPr>
         <w:t xml:space="preserve"> Пресвята́ Богоро́дице, спаси́ нас.</w:t>
       </w:r>
@@ -20024,19 +19164,17 @@
       </w:pPr>
       <w:r>
         <w:rPr>
-          <w:rFonts w:ascii="Times New Roman" w:eastAsia="Times New Roman" w:hAnsi="Times New Roman" w:cs="Times New Roman"/>
+          <w:rFonts w:ascii="Times New Roman" w:hAnsi="Times New Roman"/>
           <w:i/>
           <w:color w:val="FF0000"/>
           <w:sz w:val="24"/>
-          <w:szCs w:val="24"/>
         </w:rPr>
         <w:t>Священник:</w:t>
       </w:r>
       <w:r>
         <w:rPr>
-          <w:rFonts w:ascii="Times New Roman" w:eastAsia="Times New Roman" w:hAnsi="Times New Roman" w:cs="Times New Roman"/>
-          <w:sz w:val="24"/>
-          <w:szCs w:val="24"/>
+          <w:rFonts w:ascii="Times New Roman" w:hAnsi="Times New Roman"/>
+          <w:sz w:val="24"/>
         </w:rPr>
         <w:t xml:space="preserve"> Сла́ва Тобі́, Хри́сте Бо́же, упова́ння на́ше, сла́ва Тобі́!</w:t>
       </w:r>
@@ -20105,60 +19243,36 @@
     <w:p>
       <w:pPr>
         <w:spacing w:after="120"/>
-        <w:jc w:val="both"/>
-        <w:rPr>
-          <w:rFonts w:ascii="Times New Roman" w:hAnsi="Times New Roman"/>
-        </w:rPr>
-      </w:pPr>
-      <w:r>
-        <w:rPr>
-          <w:rFonts w:ascii="Times New Roman" w:eastAsia="Times New Roman" w:hAnsi="Times New Roman" w:cs="Times New Roman"/>
+      </w:pPr>
+      <w:r>
+        <w:rPr>
+          <w:rFonts w:ascii="Times New Roman" w:hAnsi="Times New Roman"/>
           <w:i/>
           <w:color w:val="FF0000"/>
           <w:sz w:val="24"/>
-          <w:szCs w:val="24"/>
         </w:rPr>
         <w:t>Священник:</w:t>
       </w:r>
       <w:r>
         <w:rPr>
-          <w:rFonts w:ascii="Times New Roman" w:eastAsia="Times New Roman" w:hAnsi="Times New Roman" w:cs="Times New Roman"/>
-          <w:sz w:val="24"/>
-          <w:szCs w:val="24"/>
-        </w:rPr>
-        <w:t xml:space="preserve"> Христос, істинний Бог наш - молитвами пречистої Своєї Матері, силою чесного і животворчого Хреста, заступництвом чесних небесних сил безтілесних, чесного і славного пророка, пред</w:t>
-      </w:r>
-      <w:r>
-        <w:rPr>
-          <w:rFonts w:ascii="Times New Roman" w:eastAsia="Times New Roman" w:hAnsi="Times New Roman" w:cs="Times New Roman"/>
-          <w:sz w:val="24"/>
-          <w:szCs w:val="24"/>
-        </w:rPr>
-        <w:t>течі і хрестителя Йоана, святих славних і всехвальних апостолів, святого отця нашого Миколая, архиєпископа Мир Ликійських, чудотворця, святих славних і переможних мучеників, преподобних і богоносних отців наших, святих і праведних богоотців Йоакима й Анни,</w:t>
-      </w:r>
-      <w:r>
-        <w:rPr>
-          <w:rFonts w:ascii="Times New Roman" w:eastAsia="Times New Roman" w:hAnsi="Times New Roman" w:cs="Times New Roman"/>
-          <w:sz w:val="24"/>
-          <w:szCs w:val="24"/>
-        </w:rPr>
-        <w:t xml:space="preserve"> і святого, </w:t>
-      </w:r>
-      <w:r>
-        <w:rPr>
-          <w:rFonts w:ascii="Times New Roman" w:eastAsia="Times New Roman" w:hAnsi="Times New Roman" w:cs="Times New Roman"/>
+          <w:rFonts w:ascii="Times New Roman" w:hAnsi="Times New Roman"/>
+          <w:sz w:val="24"/>
+        </w:rPr>
+        <w:t xml:space="preserve"> Христос, істинний Бог наш - молитвами пречистої Своєї Матері, силою чесного і животворчого Хреста, заступництвом чесних небесних сил безтілесних, чесного і славного пророка, предтечі і хрестителя Йоана, святих славних і всехвальних апостолів, святого отця нашого Миколая, архиєпископа Мир Ликійських, чудотворця, святих славних і переможних мучеників, преподобних і богоносних отців наших, святих і праведних богоотців Йоакима й Анни, і святого, </w:t>
+      </w:r>
+      <w:r>
+        <w:rPr>
+          <w:rFonts w:ascii="Times New Roman" w:hAnsi="Times New Roman"/>
           <w:i/>
           <w:color w:val="FF0000"/>
           <w:sz w:val="24"/>
-          <w:szCs w:val="24"/>
         </w:rPr>
         <w:t>якого є храм</w:t>
       </w:r>
       <w:r>
         <w:rPr>
-          <w:rFonts w:ascii="Times New Roman" w:eastAsia="Times New Roman" w:hAnsi="Times New Roman" w:cs="Times New Roman"/>
-          <w:sz w:val="24"/>
-          <w:szCs w:val="24"/>
+          <w:rFonts w:ascii="Times New Roman" w:hAnsi="Times New Roman"/>
+          <w:sz w:val="24"/>
         </w:rPr>
         <w:t>, і святих отців наших і архиєпископів Олександрійських Атанасія й Кирила, і всіх святих - помилує і спасе нас як благий і людинолюбний.</w:t>
       </w:r>
